--- a/reports/report.docx
+++ b/reports/report.docx
@@ -1,6 +1,6 @@
 
 <file path=word/document.xml><?xml version="1.0" encoding="utf-8"?>
-<w:document xmlns:wpc="http://schemas.microsoft.com/office/word/2010/wordprocessingCanvas" xmlns:cx="http://schemas.microsoft.com/office/drawing/2014/chartex" xmlns:cx1="http://schemas.microsoft.com/office/drawing/2015/9/8/chartex" xmlns:cx2="http://schemas.microsoft.com/office/drawing/2015/10/21/chartex" xmlns:cx3="http://schemas.microsoft.com/office/drawing/2016/5/9/chartex" xmlns:cx4="http://schemas.microsoft.com/office/drawing/2016/5/10/chartex" xmlns:cx5="http://schemas.microsoft.com/office/drawing/2016/5/11/chartex" xmlns:cx6="http://schemas.microsoft.com/office/drawing/2016/5/12/chartex" xmlns:cx7="http://schemas.microsoft.com/office/drawing/2016/5/13/chartex" xmlns:cx8="http://schemas.microsoft.com/office/drawing/2016/5/14/chartex" xmlns:mc="http://schemas.openxmlformats.org/markup-compatibility/2006" xmlns:aink="http://schemas.microsoft.com/office/drawing/2016/ink" xmlns:am3d="http://schemas.microsoft.com/office/drawing/2017/model3d" xmlns:o="urn:schemas-microsoft-com:office:office" xmlns:oel="http://schemas.microsoft.com/office/2019/extlst" xmlns:r="http://schemas.openxmlformats.org/officeDocument/2006/relationships" xmlns:m="http://schemas.openxmlformats.org/officeDocument/2006/math" xmlns:v="urn:schemas-microsoft-com:vml" xmlns:wp14="http://schemas.microsoft.com/office/word/2010/wordprocessingDrawing" xmlns:wp="http://schemas.openxmlformats.org/drawingml/2006/wordprocessingDrawing" xmlns:w10="urn:schemas-microsoft-com:office:word" xmlns:w="http://schemas.openxmlformats.org/wordprocessingml/2006/main" xmlns:w14="http://schemas.microsoft.com/office/word/2010/wordml" xmlns:w15="http://schemas.microsoft.com/office/word/2012/wordml" xmlns:w16cex="http://schemas.microsoft.com/office/word/2018/wordml/cex" xmlns:w16cid="http://schemas.microsoft.com/office/word/2016/wordml/cid" xmlns:w16="http://schemas.microsoft.com/office/word/2018/wordml" xmlns:w16du="http://schemas.microsoft.com/office/word/2023/wordml/word16du" xmlns:w16sdtdh="http://schemas.microsoft.com/office/word/2020/wordml/sdtdatahash" xmlns:w16sdtfl="http://schemas.microsoft.com/office/word/2024/wordml/sdtformatlock" xmlns:w16se="http://schemas.microsoft.com/office/word/2015/wordml/symex" xmlns:wpg="http://schemas.microsoft.com/office/word/2010/wordprocessingGroup" xmlns:wpi="http://schemas.microsoft.com/office/word/2010/wordprocessingInk" xmlns:wne="http://schemas.microsoft.com/office/word/2006/wordml" xmlns:wps="http://schemas.microsoft.com/office/word/2010/wordprocessingShape" mc:Ignorable="w14 w15 w16se w16cid w16 w16cex w16sdtdh w16sdtfl w16du wp14">
+<w:document xmlns:wpc="http://schemas.microsoft.com/office/word/2010/wordprocessingCanvas" xmlns:cx="http://schemas.microsoft.com/office/drawing/2014/chartex" xmlns:cx1="http://schemas.microsoft.com/office/drawing/2015/9/8/chartex" xmlns:cx2="http://schemas.microsoft.com/office/drawing/2015/10/21/chartex" xmlns:cx3="http://schemas.microsoft.com/office/drawing/2016/5/9/chartex" xmlns:cx4="http://schemas.microsoft.com/office/drawing/2016/5/10/chartex" xmlns:cx5="http://schemas.microsoft.com/office/drawing/2016/5/11/chartex" xmlns:cx6="http://schemas.microsoft.com/office/drawing/2016/5/12/chartex" xmlns:cx7="http://schemas.microsoft.com/office/drawing/2016/5/13/chartex" xmlns:cx8="http://schemas.microsoft.com/office/drawing/2016/5/14/chartex" xmlns:mc="http://schemas.openxmlformats.org/markup-compatibility/2006" xmlns:aink="http://schemas.microsoft.com/office/drawing/2016/ink" xmlns:am3d="http://schemas.microsoft.com/office/drawing/2017/model3d" xmlns:o="urn:schemas-microsoft-com:office:office" xmlns:r="http://schemas.openxmlformats.org/officeDocument/2006/relationships" xmlns:m="http://schemas.openxmlformats.org/officeDocument/2006/math" xmlns:v="urn:schemas-microsoft-com:vml" xmlns:wp14="http://schemas.microsoft.com/office/word/2010/wordprocessingDrawing" xmlns:wp="http://schemas.openxmlformats.org/drawingml/2006/wordprocessingDrawing" xmlns:w10="urn:schemas-microsoft-com:office:word" xmlns:w="http://schemas.openxmlformats.org/wordprocessingml/2006/main" xmlns:w14="http://schemas.microsoft.com/office/word/2010/wordml" xmlns:w15="http://schemas.microsoft.com/office/word/2012/wordml" xmlns:w16cex="http://schemas.microsoft.com/office/word/2018/wordml/cex" xmlns:w16cid="http://schemas.microsoft.com/office/word/2016/wordml/cid" xmlns:w16="http://schemas.microsoft.com/office/word/2018/wordml" xmlns:w16sdtdh="http://schemas.microsoft.com/office/word/2020/wordml/sdtdatahash" xmlns:w16se="http://schemas.microsoft.com/office/word/2015/wordml/symex" xmlns:wpg="http://schemas.microsoft.com/office/word/2010/wordprocessingGroup" xmlns:wpi="http://schemas.microsoft.com/office/word/2010/wordprocessingInk" xmlns:wne="http://schemas.microsoft.com/office/word/2006/wordml" xmlns:wps="http://schemas.microsoft.com/office/word/2010/wordprocessingShape" mc:Ignorable="w14 w15 w16se w16cid w16 w16cex w16sdtdh wp14">
   <w:body>
     <w:p>
       <w:pPr>
@@ -333,9 +333,8 @@
           <w:sz w:val="28"/>
           <w:lang w:eastAsia="en-US" w:bidi="en-US"/>
         </w:rPr>
-        <w:t xml:space="preserve">Коленков Даниил </w:t>
-      </w:r>
-      <w:proofErr w:type="gramStart"/>
+        <w:t>Коленков Даниил Алексеевич</w:t>
+      </w:r>
       <w:r>
         <w:rPr>
           <w:rFonts w:ascii="Times New Roman" w:eastAsia="Times New Roman" w:hAnsi="Times New Roman" w:cs="Times New Roman"/>
@@ -343,7 +342,7 @@
           <w:sz w:val="28"/>
           <w:lang w:eastAsia="en-US" w:bidi="en-US"/>
         </w:rPr>
-        <w:t>Алексеевич</w:t>
+        <w:t xml:space="preserve">  </w:t>
       </w:r>
       <w:r>
         <w:rPr>
@@ -352,26 +351,7 @@
           <w:sz w:val="28"/>
           <w:lang w:eastAsia="en-US" w:bidi="en-US"/>
         </w:rPr>
-        <w:t xml:space="preserve">  </w:t>
-      </w:r>
-      <w:r>
-        <w:rPr>
-          <w:rFonts w:ascii="Times New Roman" w:eastAsia="Times New Roman" w:hAnsi="Times New Roman" w:cs="Times New Roman"/>
-          <w:color w:val="000000"/>
-          <w:sz w:val="28"/>
-          <w:lang w:eastAsia="en-US" w:bidi="en-US"/>
-        </w:rPr>
-        <w:t>Группа</w:t>
-      </w:r>
-      <w:proofErr w:type="gramEnd"/>
-      <w:r>
-        <w:rPr>
-          <w:rFonts w:ascii="Times New Roman" w:eastAsia="Times New Roman" w:hAnsi="Times New Roman" w:cs="Times New Roman"/>
-          <w:color w:val="000000"/>
-          <w:sz w:val="28"/>
-          <w:lang w:eastAsia="en-US" w:bidi="en-US"/>
-        </w:rPr>
-        <w:t xml:space="preserve">: </w:t>
+        <w:t xml:space="preserve">Группа: </w:t>
       </w:r>
       <w:r>
         <w:rPr>
@@ -518,20 +498,7 @@
     <w:p>
       <w:pPr>
         <w:spacing w:before="100" w:beforeAutospacing="1" w:after="100" w:afterAutospacing="1" w:line="360" w:lineRule="auto"/>
-        <w:ind w:left="-5" w:right="67"/>
-        <w:rPr>
-          <w:rFonts w:ascii="Times New Roman" w:eastAsia="Times New Roman" w:hAnsi="Times New Roman" w:cs="Times New Roman"/>
-          <w:color w:val="000000"/>
-          <w:sz w:val="28"/>
-          <w:szCs w:val="28"/>
-          <w:lang w:eastAsia="en-US" w:bidi="en-US"/>
-        </w:rPr>
-      </w:pPr>
-    </w:p>
-    <w:p>
-      <w:pPr>
-        <w:spacing w:before="100" w:beforeAutospacing="1" w:after="100" w:afterAutospacing="1" w:line="360" w:lineRule="auto"/>
-        <w:ind w:left="-5" w:right="67"/>
+        <w:ind w:right="67"/>
         <w:rPr>
           <w:rFonts w:ascii="Times New Roman" w:eastAsia="Times New Roman" w:hAnsi="Times New Roman" w:cs="Times New Roman"/>
           <w:color w:val="000000"/>
@@ -575,7 +542,6 @@
           <w:szCs w:val="28"/>
           <w:lang w:eastAsia="en-US" w:bidi="en-US"/>
         </w:rPr>
-        <w:lastRenderedPageBreak/>
         <w:t>Москва 202</w:t>
       </w:r>
       <w:r>
@@ -586,7 +552,7 @@
           <w:szCs w:val="28"/>
           <w:lang w:eastAsia="en-US" w:bidi="en-US"/>
         </w:rPr>
-        <w:t>5</w:t>
+        <w:t>6</w:t>
       </w:r>
     </w:p>
     <w:p>
@@ -655,14 +621,18 @@
         <w:spacing w:after="0" w:line="360" w:lineRule="auto"/>
         <w:rPr>
           <w:rFonts w:ascii="Times New Roman" w:eastAsia="Times New Roman" w:hAnsi="Times New Roman" w:cs="Times New Roman"/>
-          <w:color w:val="000000"/>
-          <w:sz w:val="28"/>
-          <w:szCs w:val="28"/>
-        </w:rPr>
-      </w:pPr>
-      <w:r>
-        <w:rPr>
-          <w:rFonts w:ascii="Times New Roman" w:eastAsia="Times New Roman" w:hAnsi="Times New Roman" w:cs="Times New Roman"/>
+          <w:b/>
+          <w:bCs/>
+          <w:color w:val="000000"/>
+          <w:sz w:val="28"/>
+          <w:szCs w:val="28"/>
+        </w:rPr>
+      </w:pPr>
+      <w:r>
+        <w:rPr>
+          <w:rFonts w:ascii="Times New Roman" w:eastAsia="Times New Roman" w:hAnsi="Times New Roman" w:cs="Times New Roman"/>
+          <w:b/>
+          <w:bCs/>
           <w:color w:val="000000"/>
           <w:sz w:val="28"/>
           <w:szCs w:val="28"/>
@@ -672,7 +642,6 @@
     </w:p>
     <w:p>
       <w:pPr>
-        <w:pStyle w:val="a6"/>
         <w:keepNext/>
         <w:keepLines/>
         <w:pBdr>
@@ -697,52 +666,20 @@
           <w:sz w:val="28"/>
           <w:szCs w:val="28"/>
         </w:rPr>
-        <w:t xml:space="preserve">Целью проектной практики является закрепление теоретических знаний и получение практических навыков в области разработки программных проектов, управления версиями, документирования и создания веб-сайтов. В ходе практики решались задачи по настройке </w:t>
-      </w:r>
-      <w:proofErr w:type="spellStart"/>
-      <w:r>
-        <w:rPr>
-          <w:rFonts w:ascii="Times New Roman" w:eastAsia="Times New Roman" w:hAnsi="Times New Roman" w:cs="Times New Roman"/>
-          <w:color w:val="000000"/>
-          <w:sz w:val="28"/>
-          <w:szCs w:val="28"/>
-        </w:rPr>
-        <w:t>Git</w:t>
-      </w:r>
-      <w:proofErr w:type="spellEnd"/>
-      <w:r>
-        <w:rPr>
-          <w:rFonts w:ascii="Times New Roman" w:eastAsia="Times New Roman" w:hAnsi="Times New Roman" w:cs="Times New Roman"/>
-          <w:color w:val="000000"/>
-          <w:sz w:val="28"/>
-          <w:szCs w:val="28"/>
-        </w:rPr>
-        <w:t xml:space="preserve">-репозитория, оформлению документации в </w:t>
-      </w:r>
-      <w:proofErr w:type="spellStart"/>
-      <w:r>
-        <w:rPr>
-          <w:rFonts w:ascii="Times New Roman" w:eastAsia="Times New Roman" w:hAnsi="Times New Roman" w:cs="Times New Roman"/>
-          <w:color w:val="000000"/>
-          <w:sz w:val="28"/>
-          <w:szCs w:val="28"/>
-        </w:rPr>
-        <w:t>Markdown</w:t>
-      </w:r>
-      <w:proofErr w:type="spellEnd"/>
-      <w:r>
-        <w:rPr>
-          <w:rFonts w:ascii="Times New Roman" w:eastAsia="Times New Roman" w:hAnsi="Times New Roman" w:cs="Times New Roman"/>
-          <w:color w:val="000000"/>
-          <w:sz w:val="28"/>
-          <w:szCs w:val="28"/>
-        </w:rPr>
-        <w:t>, разработке статического сайта, взаимодействию с организацией-партнёром и выполнению вариативного задания.</w:t>
-      </w:r>
-    </w:p>
-    <w:p>
-      <w:pPr>
-        <w:pStyle w:val="a6"/>
+        <w:t>Целью проектной практики является закрепление теоретических знаний и получение практических навыков в области разработки программных проектов, управления версиями, документирования и создания веб-сайтов. В ходе практики решались задачи по настройке Git-репозитория, оформлению документации в Markdown, разработке статического сайта, взаимодействию с организацией-партнёром и выполнению вариативного задания.</w:t>
+      </w:r>
+      <w:r>
+        <w:rPr>
+          <w:rFonts w:ascii="Times New Roman" w:eastAsia="Times New Roman" w:hAnsi="Times New Roman" w:cs="Times New Roman"/>
+          <w:color w:val="000000"/>
+          <w:sz w:val="28"/>
+          <w:szCs w:val="28"/>
+        </w:rPr>
+        <w:br/>
+      </w:r>
+    </w:p>
+    <w:p>
+      <w:pPr>
         <w:keepNext/>
         <w:keepLines/>
         <w:pBdr>
@@ -775,224 +712,2559 @@
         <w:spacing w:after="0" w:line="360" w:lineRule="auto"/>
         <w:rPr>
           <w:rFonts w:ascii="Times New Roman" w:eastAsia="Times New Roman" w:hAnsi="Times New Roman" w:cs="Times New Roman"/>
-          <w:color w:val="000000"/>
-          <w:sz w:val="28"/>
-          <w:szCs w:val="28"/>
-        </w:rPr>
-      </w:pPr>
-      <w:proofErr w:type="gramStart"/>
-      <w:r>
-        <w:rPr>
-          <w:rFonts w:ascii="Times New Roman" w:eastAsia="Times New Roman" w:hAnsi="Times New Roman" w:cs="Times New Roman"/>
-          <w:color w:val="000000"/>
-          <w:sz w:val="28"/>
-          <w:szCs w:val="28"/>
-        </w:rPr>
-        <w:t xml:space="preserve">ЗАКЛЮЧЕНИЕ </w:t>
-      </w:r>
-      <w:r>
-        <w:rPr>
-          <w:rFonts w:ascii="Times New Roman" w:eastAsia="Times New Roman" w:hAnsi="Times New Roman" w:cs="Times New Roman"/>
-          <w:color w:val="000000"/>
-          <w:sz w:val="28"/>
-          <w:szCs w:val="28"/>
-        </w:rPr>
-        <w:t>В ходе</w:t>
-      </w:r>
-      <w:proofErr w:type="gramEnd"/>
-      <w:r>
-        <w:rPr>
-          <w:rFonts w:ascii="Times New Roman" w:eastAsia="Times New Roman" w:hAnsi="Times New Roman" w:cs="Times New Roman"/>
-          <w:color w:val="000000"/>
-          <w:sz w:val="28"/>
-          <w:szCs w:val="28"/>
-        </w:rPr>
-        <w:t xml:space="preserve"> проектной практики были полностью выполнены задачи базового и вариативного этапов.  </w:t>
-      </w:r>
-    </w:p>
-    <w:p>
-      <w:pPr>
-        <w:keepNext/>
-        <w:keepLines/>
-        <w:pBdr>
-          <w:top w:val="nil"/>
-          <w:left w:val="nil"/>
-          <w:bottom w:val="nil"/>
-          <w:right w:val="nil"/>
-          <w:between w:val="nil"/>
-        </w:pBdr>
-        <w:spacing w:after="0" w:line="360" w:lineRule="auto"/>
-        <w:rPr>
-          <w:rFonts w:ascii="Times New Roman" w:eastAsia="Times New Roman" w:hAnsi="Times New Roman" w:cs="Times New Roman"/>
-          <w:color w:val="000000"/>
-          <w:sz w:val="28"/>
-          <w:szCs w:val="28"/>
-        </w:rPr>
-      </w:pPr>
-      <w:r>
-        <w:rPr>
-          <w:rFonts w:ascii="Times New Roman" w:eastAsia="Times New Roman" w:hAnsi="Times New Roman" w:cs="Times New Roman"/>
-          <w:color w:val="000000"/>
-          <w:sz w:val="28"/>
-          <w:szCs w:val="28"/>
-        </w:rPr>
-        <w:t xml:space="preserve">Освоены современные инструменты разработки: </w:t>
-      </w:r>
-      <w:proofErr w:type="spellStart"/>
-      <w:r>
-        <w:rPr>
-          <w:rFonts w:ascii="Times New Roman" w:eastAsia="Times New Roman" w:hAnsi="Times New Roman" w:cs="Times New Roman"/>
-          <w:color w:val="000000"/>
-          <w:sz w:val="28"/>
-          <w:szCs w:val="28"/>
-        </w:rPr>
-        <w:t>Git</w:t>
-      </w:r>
-      <w:proofErr w:type="spellEnd"/>
-      <w:r>
-        <w:rPr>
-          <w:rFonts w:ascii="Times New Roman" w:eastAsia="Times New Roman" w:hAnsi="Times New Roman" w:cs="Times New Roman"/>
-          <w:color w:val="000000"/>
-          <w:sz w:val="28"/>
-          <w:szCs w:val="28"/>
-        </w:rPr>
-        <w:t xml:space="preserve">, </w:t>
-      </w:r>
-      <w:proofErr w:type="spellStart"/>
-      <w:r>
-        <w:rPr>
-          <w:rFonts w:ascii="Times New Roman" w:eastAsia="Times New Roman" w:hAnsi="Times New Roman" w:cs="Times New Roman"/>
-          <w:color w:val="000000"/>
-          <w:sz w:val="28"/>
-          <w:szCs w:val="28"/>
-        </w:rPr>
-        <w:t>Markdown</w:t>
-      </w:r>
-      <w:proofErr w:type="spellEnd"/>
-      <w:r>
-        <w:rPr>
-          <w:rFonts w:ascii="Times New Roman" w:eastAsia="Times New Roman" w:hAnsi="Times New Roman" w:cs="Times New Roman"/>
-          <w:color w:val="000000"/>
-          <w:sz w:val="28"/>
-          <w:szCs w:val="28"/>
-        </w:rPr>
-        <w:t>, HTML/CSS, JavaScript (включая продвинутые приёмы – перехват функций и наблюдение за DOM).  </w:t>
-      </w:r>
-    </w:p>
-    <w:p>
-      <w:pPr>
-        <w:keepNext/>
-        <w:keepLines/>
-        <w:pBdr>
-          <w:top w:val="nil"/>
-          <w:left w:val="nil"/>
-          <w:bottom w:val="nil"/>
-          <w:right w:val="nil"/>
-          <w:between w:val="nil"/>
-        </w:pBdr>
-        <w:spacing w:after="0" w:line="360" w:lineRule="auto"/>
-        <w:rPr>
-          <w:rFonts w:ascii="Times New Roman" w:eastAsia="Times New Roman" w:hAnsi="Times New Roman" w:cs="Times New Roman"/>
-          <w:color w:val="000000"/>
-          <w:sz w:val="28"/>
-          <w:szCs w:val="28"/>
-        </w:rPr>
-      </w:pPr>
-      <w:r>
-        <w:rPr>
-          <w:rFonts w:ascii="Times New Roman" w:eastAsia="Times New Roman" w:hAnsi="Times New Roman" w:cs="Times New Roman"/>
-          <w:color w:val="000000"/>
-          <w:sz w:val="28"/>
-          <w:szCs w:val="28"/>
-        </w:rPr>
-        <w:t>Разработанный сайт и документация могут служить шаблоном для будущих проектов кафедры.  </w:t>
-      </w:r>
-    </w:p>
-    <w:p>
-      <w:pPr>
-        <w:keepNext/>
-        <w:keepLines/>
-        <w:pBdr>
-          <w:top w:val="nil"/>
-          <w:left w:val="nil"/>
-          <w:bottom w:val="nil"/>
-          <w:right w:val="nil"/>
-          <w:between w:val="nil"/>
-        </w:pBdr>
-        <w:spacing w:after="0" w:line="360" w:lineRule="auto"/>
-        <w:rPr>
-          <w:rFonts w:ascii="Times New Roman" w:eastAsia="Times New Roman" w:hAnsi="Times New Roman" w:cs="Times New Roman"/>
-          <w:color w:val="000000"/>
-          <w:sz w:val="28"/>
-          <w:szCs w:val="28"/>
-        </w:rPr>
-      </w:pPr>
-      <w:r>
-        <w:rPr>
-          <w:rFonts w:ascii="Times New Roman" w:eastAsia="Times New Roman" w:hAnsi="Times New Roman" w:cs="Times New Roman"/>
-          <w:color w:val="000000"/>
-          <w:sz w:val="28"/>
-          <w:szCs w:val="28"/>
-        </w:rPr>
-        <w:t>Практика показала умение планировать работу в сжатые сроки и достигать поставленных целей.</w:t>
-      </w:r>
-    </w:p>
-    <w:p>
-      <w:pPr>
-        <w:keepNext/>
-        <w:keepLines/>
-        <w:pBdr>
-          <w:top w:val="nil"/>
-          <w:left w:val="nil"/>
-          <w:bottom w:val="nil"/>
-          <w:right w:val="nil"/>
-          <w:between w:val="nil"/>
-        </w:pBdr>
-        <w:spacing w:after="0" w:line="360" w:lineRule="auto"/>
-        <w:rPr>
-          <w:rFonts w:ascii="Times New Roman" w:eastAsia="Times New Roman" w:hAnsi="Times New Roman" w:cs="Times New Roman"/>
-          <w:color w:val="000000"/>
-          <w:sz w:val="28"/>
-          <w:szCs w:val="28"/>
-        </w:rPr>
-      </w:pPr>
-    </w:p>
-    <w:p>
-      <w:pPr>
-        <w:keepNext/>
-        <w:keepLines/>
-        <w:pBdr>
-          <w:top w:val="nil"/>
-          <w:left w:val="nil"/>
-          <w:bottom w:val="nil"/>
-          <w:right w:val="nil"/>
-          <w:between w:val="nil"/>
-        </w:pBdr>
-        <w:spacing w:after="0" w:line="360" w:lineRule="auto"/>
-        <w:rPr>
-          <w:rFonts w:ascii="Times New Roman" w:eastAsia="Times New Roman" w:hAnsi="Times New Roman" w:cs="Times New Roman"/>
+          <w:b/>
+          <w:bCs/>
+          <w:color w:val="000000"/>
+          <w:sz w:val="28"/>
+          <w:szCs w:val="28"/>
+        </w:rPr>
+      </w:pPr>
+      <w:r>
+        <w:rPr>
+          <w:rFonts w:ascii="Times New Roman" w:eastAsia="Times New Roman" w:hAnsi="Times New Roman" w:cs="Times New Roman"/>
+          <w:b/>
+          <w:bCs/>
+          <w:color w:val="000000"/>
+          <w:sz w:val="28"/>
+          <w:szCs w:val="28"/>
+        </w:rPr>
+        <w:t>1. Общая информация о проекте</w:t>
+      </w:r>
+    </w:p>
+    <w:p>
+      <w:pPr>
+        <w:keepNext/>
+        <w:keepLines/>
+        <w:pBdr>
+          <w:top w:val="nil"/>
+          <w:left w:val="nil"/>
+          <w:bottom w:val="nil"/>
+          <w:right w:val="nil"/>
+          <w:between w:val="nil"/>
+        </w:pBdr>
+        <w:spacing w:after="0" w:line="360" w:lineRule="auto"/>
+        <w:rPr>
+          <w:rFonts w:ascii="Times New Roman" w:eastAsia="Times New Roman" w:hAnsi="Times New Roman" w:cs="Times New Roman"/>
+          <w:b/>
+          <w:bCs/>
           <w:i/>
-          <w:color w:val="000000"/>
-          <w:sz w:val="28"/>
-          <w:szCs w:val="28"/>
-        </w:rPr>
-      </w:pPr>
-    </w:p>
-    <w:p>
-      <w:pPr>
-        <w:keepNext/>
-        <w:keepLines/>
-        <w:pBdr>
-          <w:top w:val="nil"/>
-          <w:left w:val="nil"/>
-          <w:bottom w:val="nil"/>
-          <w:right w:val="nil"/>
-          <w:between w:val="nil"/>
-        </w:pBdr>
-        <w:spacing w:after="0" w:line="360" w:lineRule="auto"/>
-        <w:rPr>
-          <w:rFonts w:ascii="Times New Roman" w:eastAsia="Times New Roman" w:hAnsi="Times New Roman" w:cs="Times New Roman"/>
+          <w:iCs/>
+          <w:color w:val="000000"/>
+          <w:sz w:val="28"/>
+          <w:szCs w:val="28"/>
+        </w:rPr>
+      </w:pPr>
+      <w:r>
+        <w:rPr>
+          <w:rFonts w:ascii="Times New Roman" w:eastAsia="Times New Roman" w:hAnsi="Times New Roman" w:cs="Times New Roman"/>
+          <w:b/>
+          <w:bCs/>
           <w:i/>
+          <w:iCs/>
+          <w:color w:val="000000"/>
+          <w:sz w:val="28"/>
+          <w:szCs w:val="28"/>
+        </w:rPr>
+        <w:t>1.1. Название проекта</w:t>
+      </w:r>
+    </w:p>
+    <w:p>
+      <w:pPr>
+        <w:keepNext/>
+        <w:keepLines/>
+        <w:pBdr>
+          <w:top w:val="nil"/>
+          <w:left w:val="nil"/>
+          <w:bottom w:val="nil"/>
+          <w:right w:val="nil"/>
+          <w:between w:val="nil"/>
+        </w:pBdr>
+        <w:spacing w:after="0" w:line="360" w:lineRule="auto"/>
+        <w:rPr>
+          <w:rFonts w:ascii="Times New Roman" w:eastAsia="Times New Roman" w:hAnsi="Times New Roman" w:cs="Times New Roman"/>
+          <w:color w:val="000000"/>
+          <w:sz w:val="28"/>
+          <w:szCs w:val="28"/>
+        </w:rPr>
+      </w:pPr>
+      <w:r>
+        <w:rPr>
+          <w:rFonts w:ascii="Times New Roman" w:eastAsia="Times New Roman" w:hAnsi="Times New Roman" w:cs="Times New Roman"/>
+          <w:color w:val="000000"/>
+          <w:sz w:val="28"/>
+          <w:szCs w:val="28"/>
+        </w:rPr>
+        <w:t>«Умный планировщик задач» (Smart Task Scheduler)</w:t>
+      </w:r>
+    </w:p>
+    <w:p>
+      <w:pPr>
+        <w:keepNext/>
+        <w:keepLines/>
+        <w:pBdr>
+          <w:top w:val="nil"/>
+          <w:left w:val="nil"/>
+          <w:bottom w:val="nil"/>
+          <w:right w:val="nil"/>
+          <w:between w:val="nil"/>
+        </w:pBdr>
+        <w:spacing w:after="0" w:line="360" w:lineRule="auto"/>
+        <w:rPr>
+          <w:rFonts w:ascii="Times New Roman" w:eastAsia="Times New Roman" w:hAnsi="Times New Roman" w:cs="Times New Roman"/>
+          <w:color w:val="000000"/>
+          <w:sz w:val="28"/>
+          <w:szCs w:val="28"/>
+        </w:rPr>
+      </w:pPr>
+    </w:p>
+    <w:p>
+      <w:pPr>
+        <w:keepNext/>
+        <w:keepLines/>
+        <w:pBdr>
+          <w:top w:val="nil"/>
+          <w:left w:val="nil"/>
+          <w:bottom w:val="nil"/>
+          <w:right w:val="nil"/>
+          <w:between w:val="nil"/>
+        </w:pBdr>
+        <w:spacing w:after="0" w:line="360" w:lineRule="auto"/>
+        <w:rPr>
+          <w:rFonts w:ascii="Times New Roman" w:eastAsia="Times New Roman" w:hAnsi="Times New Roman" w:cs="Times New Roman"/>
+          <w:b/>
+          <w:bCs/>
+          <w:i/>
+          <w:iCs/>
+          <w:color w:val="000000"/>
+          <w:sz w:val="28"/>
+          <w:szCs w:val="28"/>
+        </w:rPr>
+      </w:pPr>
+      <w:r>
+        <w:rPr>
+          <w:rFonts w:ascii="Times New Roman" w:eastAsia="Times New Roman" w:hAnsi="Times New Roman" w:cs="Times New Roman"/>
+          <w:b/>
+          <w:bCs/>
+          <w:i/>
+          <w:iCs/>
+          <w:color w:val="000000"/>
+          <w:sz w:val="28"/>
+          <w:szCs w:val="28"/>
+        </w:rPr>
+        <w:t>1.2. Цели и задачи проектной практики</w:t>
+      </w:r>
+    </w:p>
+    <w:p>
+      <w:pPr>
+        <w:keepNext/>
+        <w:keepLines/>
+        <w:pBdr>
+          <w:top w:val="nil"/>
+          <w:left w:val="nil"/>
+          <w:bottom w:val="nil"/>
+          <w:right w:val="nil"/>
+          <w:between w:val="nil"/>
+        </w:pBdr>
+        <w:spacing w:after="0" w:line="360" w:lineRule="auto"/>
+        <w:rPr>
+          <w:rFonts w:ascii="Times New Roman" w:eastAsia="Times New Roman" w:hAnsi="Times New Roman" w:cs="Times New Roman"/>
+          <w:color w:val="000000"/>
+          <w:sz w:val="28"/>
+          <w:szCs w:val="28"/>
+        </w:rPr>
+      </w:pPr>
+      <w:r>
+        <w:rPr>
+          <w:rFonts w:ascii="Times New Roman" w:eastAsia="Times New Roman" w:hAnsi="Times New Roman" w:cs="Times New Roman"/>
+          <w:color w:val="000000"/>
+          <w:sz w:val="28"/>
+          <w:szCs w:val="28"/>
+        </w:rPr>
+        <w:t>Перспективная цель проекта: разработать веб-приложение для автоматического планирования задач с приоритизацией на основе алгоритмов машинного обучения.</w:t>
+      </w:r>
+    </w:p>
+    <w:p>
+      <w:pPr>
+        <w:keepNext/>
+        <w:keepLines/>
+        <w:pBdr>
+          <w:top w:val="nil"/>
+          <w:left w:val="nil"/>
+          <w:bottom w:val="nil"/>
+          <w:right w:val="nil"/>
+          <w:between w:val="nil"/>
+        </w:pBdr>
+        <w:spacing w:after="0" w:line="360" w:lineRule="auto"/>
+        <w:rPr>
+          <w:rFonts w:ascii="Times New Roman" w:eastAsia="Times New Roman" w:hAnsi="Times New Roman" w:cs="Times New Roman"/>
+          <w:color w:val="000000"/>
+          <w:sz w:val="28"/>
+          <w:szCs w:val="28"/>
+        </w:rPr>
+      </w:pPr>
+    </w:p>
+    <w:p>
+      <w:pPr>
+        <w:keepNext/>
+        <w:keepLines/>
+        <w:pBdr>
+          <w:top w:val="nil"/>
+          <w:left w:val="nil"/>
+          <w:bottom w:val="nil"/>
+          <w:right w:val="nil"/>
+          <w:between w:val="nil"/>
+        </w:pBdr>
+        <w:spacing w:after="0" w:line="360" w:lineRule="auto"/>
+        <w:rPr>
+          <w:rFonts w:ascii="Times New Roman" w:eastAsia="Times New Roman" w:hAnsi="Times New Roman" w:cs="Times New Roman"/>
+          <w:color w:val="000000"/>
+          <w:sz w:val="28"/>
+          <w:szCs w:val="28"/>
+        </w:rPr>
+      </w:pPr>
+      <w:r>
+        <w:rPr>
+          <w:rFonts w:ascii="Times New Roman" w:eastAsia="Times New Roman" w:hAnsi="Times New Roman" w:cs="Times New Roman"/>
+          <w:color w:val="000000"/>
+          <w:sz w:val="28"/>
+          <w:szCs w:val="28"/>
+        </w:rPr>
+        <w:t>Задачи, выполненные в рамках учебной практики:</w:t>
+      </w:r>
+    </w:p>
+    <w:p>
+      <w:pPr>
+        <w:keepNext/>
+        <w:keepLines/>
+        <w:pBdr>
+          <w:top w:val="nil"/>
+          <w:left w:val="nil"/>
+          <w:bottom w:val="nil"/>
+          <w:right w:val="nil"/>
+          <w:between w:val="nil"/>
+        </w:pBdr>
+        <w:spacing w:after="0" w:line="360" w:lineRule="auto"/>
+        <w:rPr>
+          <w:rFonts w:ascii="Times New Roman" w:eastAsia="Times New Roman" w:hAnsi="Times New Roman" w:cs="Times New Roman"/>
+          <w:color w:val="000000"/>
+          <w:sz w:val="28"/>
+          <w:szCs w:val="28"/>
+        </w:rPr>
+      </w:pPr>
+      <w:r>
+        <w:rPr>
+          <w:rFonts w:ascii="Times New Roman" w:eastAsia="Times New Roman" w:hAnsi="Times New Roman" w:cs="Times New Roman"/>
+          <w:color w:val="000000"/>
+          <w:sz w:val="28"/>
+          <w:szCs w:val="28"/>
+        </w:rPr>
+        <w:t>- Настроить Git-репозиторий на GitHub, освоить базовые команды.</w:t>
+      </w:r>
+    </w:p>
+    <w:p>
+      <w:pPr>
+        <w:keepNext/>
+        <w:keepLines/>
+        <w:pBdr>
+          <w:top w:val="nil"/>
+          <w:left w:val="nil"/>
+          <w:bottom w:val="nil"/>
+          <w:right w:val="nil"/>
+          <w:between w:val="nil"/>
+        </w:pBdr>
+        <w:spacing w:after="0" w:line="360" w:lineRule="auto"/>
+        <w:rPr>
+          <w:rFonts w:ascii="Times New Roman" w:eastAsia="Times New Roman" w:hAnsi="Times New Roman" w:cs="Times New Roman"/>
+          <w:color w:val="000000"/>
+          <w:sz w:val="28"/>
+          <w:szCs w:val="28"/>
+        </w:rPr>
+      </w:pPr>
+      <w:r>
+        <w:rPr>
+          <w:rFonts w:ascii="Times New Roman" w:eastAsia="Times New Roman" w:hAnsi="Times New Roman" w:cs="Times New Roman"/>
+          <w:color w:val="000000"/>
+          <w:sz w:val="28"/>
+          <w:szCs w:val="28"/>
+        </w:rPr>
+        <w:t>- Оформить всю документацию в формате Markdown.</w:t>
+      </w:r>
+    </w:p>
+    <w:p>
+      <w:pPr>
+        <w:keepNext/>
+        <w:keepLines/>
+        <w:pBdr>
+          <w:top w:val="nil"/>
+          <w:left w:val="nil"/>
+          <w:bottom w:val="nil"/>
+          <w:right w:val="nil"/>
+          <w:between w:val="nil"/>
+        </w:pBdr>
+        <w:spacing w:after="0" w:line="360" w:lineRule="auto"/>
+        <w:rPr>
+          <w:rFonts w:ascii="Times New Roman" w:eastAsia="Times New Roman" w:hAnsi="Times New Roman" w:cs="Times New Roman"/>
+          <w:color w:val="000000"/>
+          <w:sz w:val="28"/>
+          <w:szCs w:val="28"/>
+        </w:rPr>
+      </w:pPr>
+      <w:r>
+        <w:rPr>
+          <w:rFonts w:ascii="Times New Roman" w:eastAsia="Times New Roman" w:hAnsi="Times New Roman" w:cs="Times New Roman"/>
+          <w:color w:val="000000"/>
+          <w:sz w:val="28"/>
+          <w:szCs w:val="28"/>
+        </w:rPr>
+        <w:t>- Создать статический веб-сайт с описанием проекта и всеми обязательными разделами.</w:t>
+      </w:r>
+    </w:p>
+    <w:p>
+      <w:pPr>
+        <w:keepNext/>
+        <w:keepLines/>
+        <w:pBdr>
+          <w:top w:val="nil"/>
+          <w:left w:val="nil"/>
+          <w:bottom w:val="nil"/>
+          <w:right w:val="nil"/>
+          <w:between w:val="nil"/>
+        </w:pBdr>
+        <w:spacing w:after="0" w:line="360" w:lineRule="auto"/>
+        <w:rPr>
+          <w:rFonts w:ascii="Times New Roman" w:eastAsia="Times New Roman" w:hAnsi="Times New Roman" w:cs="Times New Roman"/>
+          <w:color w:val="000000"/>
+          <w:sz w:val="28"/>
+          <w:szCs w:val="28"/>
+        </w:rPr>
+      </w:pPr>
+      <w:r>
+        <w:rPr>
+          <w:rFonts w:ascii="Times New Roman" w:eastAsia="Times New Roman" w:hAnsi="Times New Roman" w:cs="Times New Roman"/>
+          <w:color w:val="000000"/>
+          <w:sz w:val="28"/>
+          <w:szCs w:val="28"/>
+        </w:rPr>
+        <w:t>- Взаимодействовать с организацией-партнёром (участие в мероприятии «День карьеры Ростелекома»).</w:t>
+      </w:r>
+    </w:p>
+    <w:p>
+      <w:pPr>
+        <w:keepNext/>
+        <w:keepLines/>
+        <w:pBdr>
+          <w:top w:val="nil"/>
+          <w:left w:val="nil"/>
+          <w:bottom w:val="nil"/>
+          <w:right w:val="nil"/>
+          <w:between w:val="nil"/>
+        </w:pBdr>
+        <w:spacing w:after="0" w:line="360" w:lineRule="auto"/>
+        <w:rPr>
+          <w:rFonts w:ascii="Times New Roman" w:eastAsia="Times New Roman" w:hAnsi="Times New Roman" w:cs="Times New Roman"/>
+          <w:color w:val="000000"/>
+          <w:sz w:val="28"/>
+          <w:szCs w:val="28"/>
+        </w:rPr>
+      </w:pPr>
+      <w:r>
+        <w:rPr>
+          <w:rFonts w:ascii="Times New Roman" w:eastAsia="Times New Roman" w:hAnsi="Times New Roman" w:cs="Times New Roman"/>
+          <w:color w:val="000000"/>
+          <w:sz w:val="28"/>
+          <w:szCs w:val="28"/>
+        </w:rPr>
+        <w:t>- Выполнить вариативное задание – разработать блокировщик рекламы (AdBlocker) на JavaScript с нуля.</w:t>
+      </w:r>
+    </w:p>
+    <w:p>
+      <w:pPr>
+        <w:keepNext/>
+        <w:keepLines/>
+        <w:pBdr>
+          <w:top w:val="nil"/>
+          <w:left w:val="nil"/>
+          <w:bottom w:val="nil"/>
+          <w:right w:val="nil"/>
+          <w:between w:val="nil"/>
+        </w:pBdr>
+        <w:spacing w:after="0" w:line="360" w:lineRule="auto"/>
+        <w:rPr>
+          <w:rFonts w:ascii="Times New Roman" w:eastAsia="Times New Roman" w:hAnsi="Times New Roman" w:cs="Times New Roman"/>
+          <w:color w:val="000000"/>
+          <w:sz w:val="28"/>
+          <w:szCs w:val="28"/>
+        </w:rPr>
+      </w:pPr>
+      <w:r>
+        <w:rPr>
+          <w:rFonts w:ascii="Times New Roman" w:eastAsia="Times New Roman" w:hAnsi="Times New Roman" w:cs="Times New Roman"/>
+          <w:color w:val="000000"/>
+          <w:sz w:val="28"/>
+          <w:szCs w:val="28"/>
+        </w:rPr>
+        <w:lastRenderedPageBreak/>
+        <w:t>- Подготовить итоговый отчёт в форматах DOCX и PDF.</w:t>
+      </w:r>
+    </w:p>
+    <w:p>
+      <w:pPr>
+        <w:keepNext/>
+        <w:keepLines/>
+        <w:pBdr>
+          <w:top w:val="nil"/>
+          <w:left w:val="nil"/>
+          <w:bottom w:val="nil"/>
+          <w:right w:val="nil"/>
+          <w:between w:val="nil"/>
+        </w:pBdr>
+        <w:spacing w:after="0" w:line="360" w:lineRule="auto"/>
+        <w:rPr>
+          <w:rFonts w:ascii="Times New Roman" w:eastAsia="Times New Roman" w:hAnsi="Times New Roman" w:cs="Times New Roman"/>
+          <w:color w:val="000000"/>
+          <w:sz w:val="28"/>
+          <w:szCs w:val="28"/>
+        </w:rPr>
+      </w:pPr>
+      <w:r>
+        <w:rPr>
+          <w:rFonts w:ascii="Times New Roman" w:eastAsia="Times New Roman" w:hAnsi="Times New Roman" w:cs="Times New Roman"/>
+          <w:color w:val="000000"/>
+          <w:sz w:val="28"/>
+          <w:szCs w:val="28"/>
+        </w:rPr>
+        <w:br/>
+      </w:r>
+    </w:p>
+    <w:p>
+      <w:pPr>
+        <w:keepNext/>
+        <w:keepLines/>
+        <w:pBdr>
+          <w:top w:val="nil"/>
+          <w:left w:val="nil"/>
+          <w:bottom w:val="nil"/>
+          <w:right w:val="nil"/>
+          <w:between w:val="nil"/>
+        </w:pBdr>
+        <w:spacing w:after="0" w:line="360" w:lineRule="auto"/>
+        <w:rPr>
+          <w:rFonts w:ascii="Times New Roman" w:eastAsia="Times New Roman" w:hAnsi="Times New Roman" w:cs="Times New Roman"/>
+          <w:b/>
+          <w:bCs/>
+          <w:color w:val="000000"/>
+          <w:sz w:val="28"/>
+          <w:szCs w:val="28"/>
+        </w:rPr>
+      </w:pPr>
+      <w:r>
+        <w:rPr>
+          <w:rFonts w:ascii="Times New Roman" w:eastAsia="Times New Roman" w:hAnsi="Times New Roman" w:cs="Times New Roman"/>
+          <w:b/>
+          <w:bCs/>
+          <w:color w:val="000000"/>
+          <w:sz w:val="28"/>
+          <w:szCs w:val="28"/>
+        </w:rPr>
+        <w:t>2. Общая характеристика деятельности организации</w:t>
+      </w:r>
+    </w:p>
+    <w:p>
+      <w:pPr>
+        <w:keepNext/>
+        <w:keepLines/>
+        <w:pBdr>
+          <w:top w:val="nil"/>
+          <w:left w:val="nil"/>
+          <w:bottom w:val="nil"/>
+          <w:right w:val="nil"/>
+          <w:between w:val="nil"/>
+        </w:pBdr>
+        <w:spacing w:after="0" w:line="360" w:lineRule="auto"/>
+        <w:rPr>
+          <w:rFonts w:ascii="Times New Roman" w:eastAsia="Times New Roman" w:hAnsi="Times New Roman" w:cs="Times New Roman"/>
+          <w:b/>
+          <w:bCs/>
+          <w:i/>
+          <w:iCs/>
+          <w:color w:val="000000"/>
+          <w:sz w:val="28"/>
+          <w:szCs w:val="28"/>
+        </w:rPr>
+      </w:pPr>
+      <w:r>
+        <w:rPr>
+          <w:rFonts w:ascii="Times New Roman" w:eastAsia="Times New Roman" w:hAnsi="Times New Roman" w:cs="Times New Roman"/>
+          <w:b/>
+          <w:bCs/>
+          <w:i/>
+          <w:iCs/>
+          <w:color w:val="000000"/>
+          <w:sz w:val="28"/>
+          <w:szCs w:val="28"/>
+        </w:rPr>
+        <w:t>2.1. Наименование заказчика</w:t>
+      </w:r>
+    </w:p>
+    <w:p>
+      <w:pPr>
+        <w:keepNext/>
+        <w:keepLines/>
+        <w:pBdr>
+          <w:top w:val="nil"/>
+          <w:left w:val="nil"/>
+          <w:bottom w:val="nil"/>
+          <w:right w:val="nil"/>
+          <w:between w:val="nil"/>
+        </w:pBdr>
+        <w:spacing w:after="0" w:line="360" w:lineRule="auto"/>
+        <w:rPr>
+          <w:rFonts w:ascii="Times New Roman" w:eastAsia="Times New Roman" w:hAnsi="Times New Roman" w:cs="Times New Roman"/>
+          <w:color w:val="000000"/>
+          <w:sz w:val="28"/>
+          <w:szCs w:val="28"/>
+        </w:rPr>
+      </w:pPr>
+      <w:r>
+        <w:rPr>
+          <w:rFonts w:ascii="Times New Roman" w:eastAsia="Times New Roman" w:hAnsi="Times New Roman" w:cs="Times New Roman"/>
+          <w:color w:val="000000"/>
+          <w:sz w:val="28"/>
+          <w:szCs w:val="28"/>
+        </w:rPr>
+        <w:t>Московский Политехнический Университет, кафедра «Информационные системы и технологии» (условный заказчик в рамках учебной практики).</w:t>
+      </w:r>
+    </w:p>
+    <w:p>
+      <w:pPr>
+        <w:keepNext/>
+        <w:keepLines/>
+        <w:pBdr>
+          <w:top w:val="nil"/>
+          <w:left w:val="nil"/>
+          <w:bottom w:val="nil"/>
+          <w:right w:val="nil"/>
+          <w:between w:val="nil"/>
+        </w:pBdr>
+        <w:spacing w:after="0" w:line="360" w:lineRule="auto"/>
+        <w:rPr>
+          <w:rFonts w:ascii="Times New Roman" w:eastAsia="Times New Roman" w:hAnsi="Times New Roman" w:cs="Times New Roman"/>
+          <w:color w:val="000000"/>
+          <w:sz w:val="28"/>
+          <w:szCs w:val="28"/>
+        </w:rPr>
+      </w:pPr>
+    </w:p>
+    <w:p>
+      <w:pPr>
+        <w:keepNext/>
+        <w:keepLines/>
+        <w:pBdr>
+          <w:top w:val="nil"/>
+          <w:left w:val="nil"/>
+          <w:bottom w:val="nil"/>
+          <w:right w:val="nil"/>
+          <w:between w:val="nil"/>
+        </w:pBdr>
+        <w:spacing w:after="0" w:line="360" w:lineRule="auto"/>
+        <w:rPr>
+          <w:rFonts w:ascii="Times New Roman" w:eastAsia="Times New Roman" w:hAnsi="Times New Roman" w:cs="Times New Roman"/>
+          <w:b/>
+          <w:bCs/>
+          <w:i/>
+          <w:iCs/>
+          <w:color w:val="000000"/>
+          <w:sz w:val="28"/>
+          <w:szCs w:val="28"/>
+        </w:rPr>
+      </w:pPr>
+      <w:r>
+        <w:rPr>
+          <w:rFonts w:ascii="Times New Roman" w:eastAsia="Times New Roman" w:hAnsi="Times New Roman" w:cs="Times New Roman"/>
+          <w:b/>
+          <w:bCs/>
+          <w:i/>
+          <w:iCs/>
+          <w:color w:val="000000"/>
+          <w:sz w:val="28"/>
+          <w:szCs w:val="28"/>
+        </w:rPr>
+        <w:t>2.2. Организационная структура</w:t>
+      </w:r>
+    </w:p>
+    <w:p>
+      <w:pPr>
+        <w:keepNext/>
+        <w:keepLines/>
+        <w:pBdr>
+          <w:top w:val="nil"/>
+          <w:left w:val="nil"/>
+          <w:bottom w:val="nil"/>
+          <w:right w:val="nil"/>
+          <w:between w:val="nil"/>
+        </w:pBdr>
+        <w:spacing w:after="0" w:line="360" w:lineRule="auto"/>
+        <w:rPr>
+          <w:rFonts w:ascii="Times New Roman" w:eastAsia="Times New Roman" w:hAnsi="Times New Roman" w:cs="Times New Roman"/>
+          <w:color w:val="000000"/>
+          <w:sz w:val="28"/>
+          <w:szCs w:val="28"/>
+        </w:rPr>
+      </w:pPr>
+      <w:r>
+        <w:rPr>
+          <w:rFonts w:ascii="Times New Roman" w:eastAsia="Times New Roman" w:hAnsi="Times New Roman" w:cs="Times New Roman"/>
+          <w:color w:val="000000"/>
+          <w:sz w:val="28"/>
+          <w:szCs w:val="28"/>
+        </w:rPr>
+        <w:t>Университет включает факультеты, кафедры, лаборатории. Непосредственное руководство практикой осуществляет ответственный от кафедры.</w:t>
+      </w:r>
+    </w:p>
+    <w:p>
+      <w:pPr>
+        <w:keepNext/>
+        <w:keepLines/>
+        <w:pBdr>
+          <w:top w:val="nil"/>
+          <w:left w:val="nil"/>
+          <w:bottom w:val="nil"/>
+          <w:right w:val="nil"/>
+          <w:between w:val="nil"/>
+        </w:pBdr>
+        <w:spacing w:after="0" w:line="360" w:lineRule="auto"/>
+        <w:rPr>
+          <w:rFonts w:ascii="Times New Roman" w:eastAsia="Times New Roman" w:hAnsi="Times New Roman" w:cs="Times New Roman"/>
+          <w:color w:val="000000"/>
+          <w:sz w:val="28"/>
+          <w:szCs w:val="28"/>
+        </w:rPr>
+      </w:pPr>
+    </w:p>
+    <w:p>
+      <w:pPr>
+        <w:keepNext/>
+        <w:keepLines/>
+        <w:pBdr>
+          <w:top w:val="nil"/>
+          <w:left w:val="nil"/>
+          <w:bottom w:val="nil"/>
+          <w:right w:val="nil"/>
+          <w:between w:val="nil"/>
+        </w:pBdr>
+        <w:spacing w:after="0" w:line="360" w:lineRule="auto"/>
+        <w:rPr>
+          <w:rFonts w:ascii="Times New Roman" w:eastAsia="Times New Roman" w:hAnsi="Times New Roman" w:cs="Times New Roman"/>
+          <w:b/>
+          <w:bCs/>
+          <w:i/>
+          <w:iCs/>
+          <w:color w:val="000000"/>
+          <w:sz w:val="28"/>
+          <w:szCs w:val="28"/>
+        </w:rPr>
+      </w:pPr>
+      <w:r>
+        <w:rPr>
+          <w:rFonts w:ascii="Times New Roman" w:eastAsia="Times New Roman" w:hAnsi="Times New Roman" w:cs="Times New Roman"/>
+          <w:b/>
+          <w:bCs/>
+          <w:i/>
+          <w:iCs/>
+          <w:color w:val="000000"/>
+          <w:sz w:val="28"/>
+          <w:szCs w:val="28"/>
+        </w:rPr>
+        <w:t>2.3. Описание деятельности</w:t>
+      </w:r>
+    </w:p>
+    <w:p>
+      <w:pPr>
+        <w:keepNext/>
+        <w:keepLines/>
+        <w:pBdr>
+          <w:top w:val="nil"/>
+          <w:left w:val="nil"/>
+          <w:bottom w:val="nil"/>
+          <w:right w:val="nil"/>
+          <w:between w:val="nil"/>
+        </w:pBdr>
+        <w:spacing w:after="0" w:line="360" w:lineRule="auto"/>
+        <w:rPr>
+          <w:rFonts w:ascii="Times New Roman" w:eastAsia="Times New Roman" w:hAnsi="Times New Roman" w:cs="Times New Roman"/>
+          <w:color w:val="000000"/>
+          <w:sz w:val="28"/>
+          <w:szCs w:val="28"/>
+        </w:rPr>
+      </w:pPr>
+      <w:r>
+        <w:rPr>
+          <w:rFonts w:ascii="Times New Roman" w:eastAsia="Times New Roman" w:hAnsi="Times New Roman" w:cs="Times New Roman"/>
+          <w:color w:val="000000"/>
+          <w:sz w:val="28"/>
+          <w:szCs w:val="28"/>
+        </w:rPr>
+        <w:t>Кафедра готовит специалистов в области ИТ, организует проектную деятельность студентов, взаимодействует с индустриальными партнёрами. В рамках практики кафедра заинтересована в формировании у студентов навыков работы с Git, веб-технологиями, документированием.</w:t>
+      </w:r>
+    </w:p>
+    <w:p>
+      <w:pPr>
+        <w:keepNext/>
+        <w:keepLines/>
+        <w:pBdr>
+          <w:top w:val="nil"/>
+          <w:left w:val="nil"/>
+          <w:bottom w:val="nil"/>
+          <w:right w:val="nil"/>
+          <w:between w:val="nil"/>
+        </w:pBdr>
+        <w:spacing w:after="0" w:line="360" w:lineRule="auto"/>
+        <w:rPr>
+          <w:rFonts w:ascii="Times New Roman" w:eastAsia="Times New Roman" w:hAnsi="Times New Roman" w:cs="Times New Roman"/>
+          <w:color w:val="000000"/>
+          <w:sz w:val="28"/>
+          <w:szCs w:val="28"/>
+        </w:rPr>
+      </w:pPr>
+    </w:p>
+    <w:p>
+      <w:pPr>
+        <w:keepNext/>
+        <w:keepLines/>
+        <w:pBdr>
+          <w:top w:val="nil"/>
+          <w:left w:val="nil"/>
+          <w:bottom w:val="nil"/>
+          <w:right w:val="nil"/>
+          <w:between w:val="nil"/>
+        </w:pBdr>
+        <w:spacing w:after="0" w:line="360" w:lineRule="auto"/>
+        <w:rPr>
+          <w:rFonts w:ascii="Times New Roman" w:eastAsia="Times New Roman" w:hAnsi="Times New Roman" w:cs="Times New Roman"/>
+          <w:b/>
+          <w:bCs/>
+          <w:color w:val="000000"/>
+          <w:sz w:val="28"/>
+          <w:szCs w:val="28"/>
+        </w:rPr>
+      </w:pPr>
+      <w:r>
+        <w:rPr>
+          <w:rFonts w:ascii="Times New Roman" w:eastAsia="Times New Roman" w:hAnsi="Times New Roman" w:cs="Times New Roman"/>
+          <w:b/>
+          <w:bCs/>
+          <w:color w:val="000000"/>
+          <w:sz w:val="28"/>
+          <w:szCs w:val="28"/>
+        </w:rPr>
+        <w:t>3. Описание задания по проектной практике</w:t>
+      </w:r>
+    </w:p>
+    <w:p>
+      <w:pPr>
+        <w:keepNext/>
+        <w:keepLines/>
+        <w:pBdr>
+          <w:top w:val="nil"/>
+          <w:left w:val="nil"/>
+          <w:bottom w:val="nil"/>
+          <w:right w:val="nil"/>
+          <w:between w:val="nil"/>
+        </w:pBdr>
+        <w:spacing w:after="0" w:line="360" w:lineRule="auto"/>
+        <w:rPr>
+          <w:rFonts w:ascii="Times New Roman" w:eastAsia="Times New Roman" w:hAnsi="Times New Roman" w:cs="Times New Roman"/>
+          <w:b/>
+          <w:bCs/>
+          <w:i/>
+          <w:iCs/>
+          <w:color w:val="000000"/>
+          <w:sz w:val="28"/>
+          <w:szCs w:val="28"/>
+        </w:rPr>
+      </w:pPr>
+      <w:r>
+        <w:rPr>
+          <w:rFonts w:ascii="Times New Roman" w:eastAsia="Times New Roman" w:hAnsi="Times New Roman" w:cs="Times New Roman"/>
+          <w:b/>
+          <w:bCs/>
+          <w:i/>
+          <w:iCs/>
+          <w:color w:val="000000"/>
+          <w:sz w:val="28"/>
+          <w:szCs w:val="28"/>
+        </w:rPr>
+        <w:t>3.1. Базовая часть</w:t>
+      </w:r>
+    </w:p>
+    <w:p>
+      <w:pPr>
+        <w:keepNext/>
+        <w:keepLines/>
+        <w:pBdr>
+          <w:top w:val="nil"/>
+          <w:left w:val="nil"/>
+          <w:bottom w:val="nil"/>
+          <w:right w:val="nil"/>
+          <w:between w:val="nil"/>
+        </w:pBdr>
+        <w:spacing w:after="0" w:line="360" w:lineRule="auto"/>
+        <w:rPr>
+          <w:rFonts w:ascii="Times New Roman" w:eastAsia="Times New Roman" w:hAnsi="Times New Roman" w:cs="Times New Roman"/>
+          <w:color w:val="000000"/>
+          <w:sz w:val="28"/>
+          <w:szCs w:val="28"/>
+        </w:rPr>
+      </w:pPr>
+      <w:r>
+        <w:rPr>
+          <w:rFonts w:ascii="Times New Roman" w:eastAsia="Times New Roman" w:hAnsi="Times New Roman" w:cs="Times New Roman"/>
+          <w:color w:val="000000"/>
+          <w:sz w:val="28"/>
+          <w:szCs w:val="28"/>
+        </w:rPr>
+        <w:t>1. Git и репозиторий: создание публичного репозитория на GitHub, коммиты с осмысленными сообщениями.</w:t>
+      </w:r>
+    </w:p>
+    <w:p>
+      <w:pPr>
+        <w:keepNext/>
+        <w:keepLines/>
+        <w:pBdr>
+          <w:top w:val="nil"/>
+          <w:left w:val="nil"/>
+          <w:bottom w:val="nil"/>
+          <w:right w:val="nil"/>
+          <w:between w:val="nil"/>
+        </w:pBdr>
+        <w:spacing w:after="0" w:line="360" w:lineRule="auto"/>
+        <w:rPr>
+          <w:rFonts w:ascii="Times New Roman" w:eastAsia="Times New Roman" w:hAnsi="Times New Roman" w:cs="Times New Roman"/>
+          <w:color w:val="000000"/>
+          <w:sz w:val="28"/>
+          <w:szCs w:val="28"/>
+        </w:rPr>
+      </w:pPr>
+      <w:r>
+        <w:rPr>
+          <w:rFonts w:ascii="Times New Roman" w:eastAsia="Times New Roman" w:hAnsi="Times New Roman" w:cs="Times New Roman"/>
+          <w:color w:val="000000"/>
+          <w:sz w:val="28"/>
+          <w:szCs w:val="28"/>
+        </w:rPr>
+        <w:t>2. Markdown: подготовка README.md, журнала прогресса (journal.md), отчёта о партнёре (partner.md), информации об участниках (participants.md).</w:t>
+      </w:r>
+    </w:p>
+    <w:p>
+      <w:pPr>
+        <w:keepNext/>
+        <w:keepLines/>
+        <w:pBdr>
+          <w:top w:val="nil"/>
+          <w:left w:val="nil"/>
+          <w:bottom w:val="nil"/>
+          <w:right w:val="nil"/>
+          <w:between w:val="nil"/>
+        </w:pBdr>
+        <w:spacing w:after="0" w:line="360" w:lineRule="auto"/>
+        <w:rPr>
+          <w:rFonts w:ascii="Times New Roman" w:eastAsia="Times New Roman" w:hAnsi="Times New Roman" w:cs="Times New Roman"/>
+          <w:color w:val="000000"/>
+          <w:sz w:val="28"/>
+          <w:szCs w:val="28"/>
+        </w:rPr>
+      </w:pPr>
+      <w:r>
+        <w:rPr>
+          <w:rFonts w:ascii="Times New Roman" w:eastAsia="Times New Roman" w:hAnsi="Times New Roman" w:cs="Times New Roman"/>
+          <w:color w:val="000000"/>
+          <w:sz w:val="28"/>
+          <w:szCs w:val="28"/>
+        </w:rPr>
+        <w:t>3. Статический сайт: одностраничный сайт на HTML/CSS с разделами:</w:t>
+      </w:r>
+    </w:p>
+    <w:p>
+      <w:pPr>
+        <w:keepNext/>
+        <w:keepLines/>
+        <w:pBdr>
+          <w:top w:val="nil"/>
+          <w:left w:val="nil"/>
+          <w:bottom w:val="nil"/>
+          <w:right w:val="nil"/>
+          <w:between w:val="nil"/>
+        </w:pBdr>
+        <w:spacing w:after="0" w:line="360" w:lineRule="auto"/>
+        <w:rPr>
+          <w:rFonts w:ascii="Times New Roman" w:eastAsia="Times New Roman" w:hAnsi="Times New Roman" w:cs="Times New Roman"/>
+          <w:color w:val="000000"/>
+          <w:sz w:val="28"/>
+          <w:szCs w:val="28"/>
+        </w:rPr>
+      </w:pPr>
+      <w:r>
+        <w:rPr>
+          <w:rFonts w:ascii="Times New Roman" w:eastAsia="Times New Roman" w:hAnsi="Times New Roman" w:cs="Times New Roman"/>
+          <w:color w:val="000000"/>
+          <w:sz w:val="28"/>
+          <w:szCs w:val="28"/>
+        </w:rPr>
+        <w:t xml:space="preserve">   - Домашняя страница (аннотация);</w:t>
+      </w:r>
+    </w:p>
+    <w:p>
+      <w:pPr>
+        <w:keepNext/>
+        <w:keepLines/>
+        <w:pBdr>
+          <w:top w:val="nil"/>
+          <w:left w:val="nil"/>
+          <w:bottom w:val="nil"/>
+          <w:right w:val="nil"/>
+          <w:between w:val="nil"/>
+        </w:pBdr>
+        <w:spacing w:after="0" w:line="360" w:lineRule="auto"/>
+        <w:rPr>
+          <w:rFonts w:ascii="Times New Roman" w:eastAsia="Times New Roman" w:hAnsi="Times New Roman" w:cs="Times New Roman"/>
+          <w:color w:val="000000"/>
+          <w:sz w:val="28"/>
+          <w:szCs w:val="28"/>
+        </w:rPr>
+      </w:pPr>
+      <w:r>
+        <w:rPr>
+          <w:rFonts w:ascii="Times New Roman" w:eastAsia="Times New Roman" w:hAnsi="Times New Roman" w:cs="Times New Roman"/>
+          <w:color w:val="000000"/>
+          <w:sz w:val="28"/>
+          <w:szCs w:val="28"/>
+        </w:rPr>
+        <w:t xml:space="preserve">   - «О проекте»;</w:t>
+      </w:r>
+    </w:p>
+    <w:p>
+      <w:pPr>
+        <w:keepNext/>
+        <w:keepLines/>
+        <w:pBdr>
+          <w:top w:val="nil"/>
+          <w:left w:val="nil"/>
+          <w:bottom w:val="nil"/>
+          <w:right w:val="nil"/>
+          <w:between w:val="nil"/>
+        </w:pBdr>
+        <w:spacing w:after="0" w:line="360" w:lineRule="auto"/>
+        <w:rPr>
+          <w:rFonts w:ascii="Times New Roman" w:eastAsia="Times New Roman" w:hAnsi="Times New Roman" w:cs="Times New Roman"/>
+          <w:color w:val="000000"/>
+          <w:sz w:val="28"/>
+          <w:szCs w:val="28"/>
+        </w:rPr>
+      </w:pPr>
+      <w:r>
+        <w:rPr>
+          <w:rFonts w:ascii="Times New Roman" w:eastAsia="Times New Roman" w:hAnsi="Times New Roman" w:cs="Times New Roman"/>
+          <w:color w:val="000000"/>
+          <w:sz w:val="28"/>
+          <w:szCs w:val="28"/>
+        </w:rPr>
+        <w:t xml:space="preserve">   - «Участники»;</w:t>
+      </w:r>
+    </w:p>
+    <w:p>
+      <w:pPr>
+        <w:keepNext/>
+        <w:keepLines/>
+        <w:pBdr>
+          <w:top w:val="nil"/>
+          <w:left w:val="nil"/>
+          <w:bottom w:val="nil"/>
+          <w:right w:val="nil"/>
+          <w:between w:val="nil"/>
+        </w:pBdr>
+        <w:spacing w:after="0" w:line="360" w:lineRule="auto"/>
+        <w:rPr>
+          <w:rFonts w:ascii="Times New Roman" w:eastAsia="Times New Roman" w:hAnsi="Times New Roman" w:cs="Times New Roman"/>
+          <w:color w:val="000000"/>
+          <w:sz w:val="28"/>
+          <w:szCs w:val="28"/>
+        </w:rPr>
+      </w:pPr>
+      <w:r>
+        <w:rPr>
+          <w:rFonts w:ascii="Times New Roman" w:eastAsia="Times New Roman" w:hAnsi="Times New Roman" w:cs="Times New Roman"/>
+          <w:color w:val="000000"/>
+          <w:sz w:val="28"/>
+          <w:szCs w:val="28"/>
+        </w:rPr>
+        <w:t xml:space="preserve">   - «Журнал» (3 поста);</w:t>
+      </w:r>
+    </w:p>
+    <w:p>
+      <w:pPr>
+        <w:keepNext/>
+        <w:keepLines/>
+        <w:pBdr>
+          <w:top w:val="nil"/>
+          <w:left w:val="nil"/>
+          <w:bottom w:val="nil"/>
+          <w:right w:val="nil"/>
+          <w:between w:val="nil"/>
+        </w:pBdr>
+        <w:spacing w:after="0" w:line="360" w:lineRule="auto"/>
+        <w:rPr>
+          <w:rFonts w:ascii="Times New Roman" w:eastAsia="Times New Roman" w:hAnsi="Times New Roman" w:cs="Times New Roman"/>
+          <w:color w:val="000000"/>
+          <w:sz w:val="28"/>
+          <w:szCs w:val="28"/>
+        </w:rPr>
+      </w:pPr>
+      <w:r>
+        <w:rPr>
+          <w:rFonts w:ascii="Times New Roman" w:eastAsia="Times New Roman" w:hAnsi="Times New Roman" w:cs="Times New Roman"/>
+          <w:color w:val="000000"/>
+          <w:sz w:val="28"/>
+          <w:szCs w:val="28"/>
+        </w:rPr>
+        <w:t xml:space="preserve">   - «Ресурсы» (ссылки на партнёра, полезные материалы).</w:t>
+      </w:r>
+    </w:p>
+    <w:p>
+      <w:pPr>
+        <w:keepNext/>
+        <w:keepLines/>
+        <w:pBdr>
+          <w:top w:val="nil"/>
+          <w:left w:val="nil"/>
+          <w:bottom w:val="nil"/>
+          <w:right w:val="nil"/>
+          <w:between w:val="nil"/>
+        </w:pBdr>
+        <w:spacing w:after="0" w:line="360" w:lineRule="auto"/>
+        <w:rPr>
+          <w:rFonts w:ascii="Times New Roman" w:eastAsia="Times New Roman" w:hAnsi="Times New Roman" w:cs="Times New Roman"/>
+          <w:color w:val="000000"/>
+          <w:sz w:val="28"/>
+          <w:szCs w:val="28"/>
+        </w:rPr>
+      </w:pPr>
+      <w:r>
+        <w:rPr>
+          <w:rFonts w:ascii="Times New Roman" w:eastAsia="Times New Roman" w:hAnsi="Times New Roman" w:cs="Times New Roman"/>
+          <w:color w:val="000000"/>
+          <w:sz w:val="28"/>
+          <w:szCs w:val="28"/>
+        </w:rPr>
+        <w:lastRenderedPageBreak/>
+        <w:t xml:space="preserve">   Обязательно наличие графики (схемы, иконки) и видео.</w:t>
+      </w:r>
+    </w:p>
+    <w:p>
+      <w:pPr>
+        <w:keepNext/>
+        <w:keepLines/>
+        <w:pBdr>
+          <w:top w:val="nil"/>
+          <w:left w:val="nil"/>
+          <w:bottom w:val="nil"/>
+          <w:right w:val="nil"/>
+          <w:between w:val="nil"/>
+        </w:pBdr>
+        <w:spacing w:after="0" w:line="360" w:lineRule="auto"/>
+        <w:rPr>
+          <w:rFonts w:ascii="Times New Roman" w:eastAsia="Times New Roman" w:hAnsi="Times New Roman" w:cs="Times New Roman"/>
+          <w:color w:val="000000"/>
+          <w:sz w:val="28"/>
+          <w:szCs w:val="28"/>
+        </w:rPr>
+      </w:pPr>
+      <w:r>
+        <w:rPr>
+          <w:rFonts w:ascii="Times New Roman" w:eastAsia="Times New Roman" w:hAnsi="Times New Roman" w:cs="Times New Roman"/>
+          <w:color w:val="000000"/>
+          <w:sz w:val="28"/>
+          <w:szCs w:val="28"/>
+        </w:rPr>
+        <w:t>4. Взаимодействие с партнёром: участие в Дне карьеры ПАО «Ростелеком» (7 апреля 2026, Московский Политех). Отчёт в Markdown.</w:t>
+      </w:r>
+    </w:p>
+    <w:p>
+      <w:pPr>
+        <w:keepNext/>
+        <w:keepLines/>
+        <w:pBdr>
+          <w:top w:val="nil"/>
+          <w:left w:val="nil"/>
+          <w:bottom w:val="nil"/>
+          <w:right w:val="nil"/>
+          <w:between w:val="nil"/>
+        </w:pBdr>
+        <w:spacing w:after="0" w:line="360" w:lineRule="auto"/>
+        <w:rPr>
+          <w:rFonts w:ascii="Times New Roman" w:eastAsia="Times New Roman" w:hAnsi="Times New Roman" w:cs="Times New Roman"/>
+          <w:color w:val="000000"/>
+          <w:sz w:val="28"/>
+          <w:szCs w:val="28"/>
+        </w:rPr>
+      </w:pPr>
+      <w:r>
+        <w:rPr>
+          <w:rFonts w:ascii="Times New Roman" w:eastAsia="Times New Roman" w:hAnsi="Times New Roman" w:cs="Times New Roman"/>
+          <w:color w:val="000000"/>
+          <w:sz w:val="28"/>
+          <w:szCs w:val="28"/>
+        </w:rPr>
+        <w:t>5. Отчёт по практике: DOCX, PDF, загрузка в репозиторий и LMS.</w:t>
+      </w:r>
+    </w:p>
+    <w:p>
+      <w:pPr>
+        <w:keepNext/>
+        <w:keepLines/>
+        <w:pBdr>
+          <w:top w:val="nil"/>
+          <w:left w:val="nil"/>
+          <w:bottom w:val="nil"/>
+          <w:right w:val="nil"/>
+          <w:between w:val="nil"/>
+        </w:pBdr>
+        <w:spacing w:after="0" w:line="360" w:lineRule="auto"/>
+        <w:rPr>
+          <w:rFonts w:ascii="Times New Roman" w:eastAsia="Times New Roman" w:hAnsi="Times New Roman" w:cs="Times New Roman"/>
+          <w:color w:val="000000"/>
+          <w:sz w:val="28"/>
+          <w:szCs w:val="28"/>
+        </w:rPr>
+      </w:pPr>
+    </w:p>
+    <w:p>
+      <w:pPr>
+        <w:keepNext/>
+        <w:keepLines/>
+        <w:pBdr>
+          <w:top w:val="nil"/>
+          <w:left w:val="nil"/>
+          <w:bottom w:val="nil"/>
+          <w:right w:val="nil"/>
+          <w:between w:val="nil"/>
+        </w:pBdr>
+        <w:spacing w:after="0" w:line="360" w:lineRule="auto"/>
+        <w:rPr>
+          <w:rFonts w:ascii="Times New Roman" w:eastAsia="Times New Roman" w:hAnsi="Times New Roman" w:cs="Times New Roman"/>
+          <w:b/>
+          <w:bCs/>
+          <w:i/>
+          <w:iCs/>
+          <w:color w:val="000000"/>
+          <w:sz w:val="28"/>
+          <w:szCs w:val="28"/>
+        </w:rPr>
+      </w:pPr>
+      <w:r>
+        <w:rPr>
+          <w:rFonts w:ascii="Times New Roman" w:eastAsia="Times New Roman" w:hAnsi="Times New Roman" w:cs="Times New Roman"/>
+          <w:b/>
+          <w:bCs/>
+          <w:i/>
+          <w:iCs/>
+          <w:color w:val="000000"/>
+          <w:sz w:val="28"/>
+          <w:szCs w:val="28"/>
+        </w:rPr>
+        <w:t>3.2. Вариативная часть (опция 2 –</w:t>
+      </w:r>
+      <w:r>
+        <w:rPr>
+          <w:rFonts w:ascii="Times New Roman" w:eastAsia="Times New Roman" w:hAnsi="Times New Roman" w:cs="Times New Roman"/>
+          <w:b/>
+          <w:bCs/>
+          <w:i/>
+          <w:iCs/>
+          <w:color w:val="000000"/>
+          <w:sz w:val="28"/>
+          <w:szCs w:val="28"/>
+        </w:rPr>
+        <w:t>“</w:t>
+      </w:r>
+      <w:r>
+        <w:rPr>
+          <w:rFonts w:ascii="Times New Roman" w:eastAsia="Times New Roman" w:hAnsi="Times New Roman" w:cs="Times New Roman"/>
+          <w:b/>
+          <w:bCs/>
+          <w:i/>
+          <w:iCs/>
+          <w:color w:val="000000"/>
+          <w:sz w:val="28"/>
+          <w:szCs w:val="28"/>
+        </w:rPr>
+        <w:t>Практическая реализация технологии</w:t>
+      </w:r>
+      <w:r>
+        <w:rPr>
+          <w:rFonts w:ascii="Times New Roman" w:eastAsia="Times New Roman" w:hAnsi="Times New Roman" w:cs="Times New Roman"/>
+          <w:b/>
+          <w:bCs/>
+          <w:i/>
+          <w:iCs/>
+          <w:color w:val="000000"/>
+          <w:sz w:val="28"/>
+          <w:szCs w:val="28"/>
+        </w:rPr>
+        <w:t>”</w:t>
+      </w:r>
+      <w:r>
+        <w:rPr>
+          <w:rFonts w:ascii="Times New Roman" w:eastAsia="Times New Roman" w:hAnsi="Times New Roman" w:cs="Times New Roman"/>
+          <w:b/>
+          <w:bCs/>
+          <w:i/>
+          <w:iCs/>
+          <w:color w:val="000000"/>
+          <w:sz w:val="28"/>
+          <w:szCs w:val="28"/>
+        </w:rPr>
+        <w:t>)</w:t>
+      </w:r>
+    </w:p>
+    <w:p>
+      <w:pPr>
+        <w:keepNext/>
+        <w:keepLines/>
+        <w:pBdr>
+          <w:top w:val="nil"/>
+          <w:left w:val="nil"/>
+          <w:bottom w:val="nil"/>
+          <w:right w:val="nil"/>
+          <w:between w:val="nil"/>
+        </w:pBdr>
+        <w:spacing w:after="0" w:line="360" w:lineRule="auto"/>
+        <w:rPr>
+          <w:rFonts w:ascii="Times New Roman" w:eastAsia="Times New Roman" w:hAnsi="Times New Roman" w:cs="Times New Roman"/>
+          <w:color w:val="000000"/>
+          <w:sz w:val="28"/>
+          <w:szCs w:val="28"/>
+        </w:rPr>
+      </w:pPr>
+      <w:r>
+        <w:rPr>
+          <w:rFonts w:ascii="Times New Roman" w:eastAsia="Times New Roman" w:hAnsi="Times New Roman" w:cs="Times New Roman"/>
+          <w:color w:val="000000"/>
+          <w:sz w:val="28"/>
+          <w:szCs w:val="28"/>
+        </w:rPr>
+        <w:t>- Выбранная технология: блокировщик рекламы (AdBlocker) на чистом JavaScript.</w:t>
+      </w:r>
+    </w:p>
+    <w:p>
+      <w:pPr>
+        <w:keepNext/>
+        <w:keepLines/>
+        <w:pBdr>
+          <w:top w:val="nil"/>
+          <w:left w:val="nil"/>
+          <w:bottom w:val="nil"/>
+          <w:right w:val="nil"/>
+          <w:between w:val="nil"/>
+        </w:pBdr>
+        <w:spacing w:after="0" w:line="360" w:lineRule="auto"/>
+        <w:rPr>
+          <w:rFonts w:ascii="Times New Roman" w:eastAsia="Times New Roman" w:hAnsi="Times New Roman" w:cs="Times New Roman"/>
+          <w:color w:val="000000"/>
+          <w:sz w:val="28"/>
+          <w:szCs w:val="28"/>
+        </w:rPr>
+      </w:pPr>
+      <w:r>
+        <w:rPr>
+          <w:rFonts w:ascii="Times New Roman" w:eastAsia="Times New Roman" w:hAnsi="Times New Roman" w:cs="Times New Roman"/>
+          <w:color w:val="000000"/>
+          <w:sz w:val="28"/>
+          <w:szCs w:val="28"/>
+        </w:rPr>
+        <w:t>- Реализовано:</w:t>
+      </w:r>
+    </w:p>
+    <w:p>
+      <w:pPr>
+        <w:keepNext/>
+        <w:keepLines/>
+        <w:pBdr>
+          <w:top w:val="nil"/>
+          <w:left w:val="nil"/>
+          <w:bottom w:val="nil"/>
+          <w:right w:val="nil"/>
+          <w:between w:val="nil"/>
+        </w:pBdr>
+        <w:spacing w:after="0" w:line="360" w:lineRule="auto"/>
+        <w:rPr>
+          <w:rFonts w:ascii="Times New Roman" w:eastAsia="Times New Roman" w:hAnsi="Times New Roman" w:cs="Times New Roman"/>
+          <w:color w:val="000000"/>
+          <w:sz w:val="28"/>
+          <w:szCs w:val="28"/>
+        </w:rPr>
+      </w:pPr>
+      <w:r>
+        <w:rPr>
+          <w:rFonts w:ascii="Times New Roman" w:eastAsia="Times New Roman" w:hAnsi="Times New Roman" w:cs="Times New Roman"/>
+          <w:color w:val="000000"/>
+          <w:sz w:val="28"/>
+          <w:szCs w:val="28"/>
+        </w:rPr>
+        <w:t xml:space="preserve">  - Перехват window.fetch и XMLHttpRequest.</w:t>
+      </w:r>
+    </w:p>
+    <w:p>
+      <w:pPr>
+        <w:keepNext/>
+        <w:keepLines/>
+        <w:pBdr>
+          <w:top w:val="nil"/>
+          <w:left w:val="nil"/>
+          <w:bottom w:val="nil"/>
+          <w:right w:val="nil"/>
+          <w:between w:val="nil"/>
+        </w:pBdr>
+        <w:spacing w:after="0" w:line="360" w:lineRule="auto"/>
+        <w:rPr>
+          <w:rFonts w:ascii="Times New Roman" w:eastAsia="Times New Roman" w:hAnsi="Times New Roman" w:cs="Times New Roman"/>
+          <w:color w:val="000000"/>
+          <w:sz w:val="28"/>
+          <w:szCs w:val="28"/>
+        </w:rPr>
+      </w:pPr>
+      <w:r>
+        <w:rPr>
+          <w:rFonts w:ascii="Times New Roman" w:eastAsia="Times New Roman" w:hAnsi="Times New Roman" w:cs="Times New Roman"/>
+          <w:color w:val="000000"/>
+          <w:sz w:val="28"/>
+          <w:szCs w:val="28"/>
+        </w:rPr>
+        <w:t xml:space="preserve">  - Блокировка запросов к рекламным доменам (doubleclick.net, googleadservices.com и др.).</w:t>
+      </w:r>
+    </w:p>
+    <w:p>
+      <w:pPr>
+        <w:keepNext/>
+        <w:keepLines/>
+        <w:pBdr>
+          <w:top w:val="nil"/>
+          <w:left w:val="nil"/>
+          <w:bottom w:val="nil"/>
+          <w:right w:val="nil"/>
+          <w:between w:val="nil"/>
+        </w:pBdr>
+        <w:spacing w:after="0" w:line="360" w:lineRule="auto"/>
+        <w:rPr>
+          <w:rFonts w:ascii="Times New Roman" w:eastAsia="Times New Roman" w:hAnsi="Times New Roman" w:cs="Times New Roman"/>
+          <w:color w:val="000000"/>
+          <w:sz w:val="28"/>
+          <w:szCs w:val="28"/>
+        </w:rPr>
+      </w:pPr>
+      <w:r>
+        <w:rPr>
+          <w:rFonts w:ascii="Times New Roman" w:eastAsia="Times New Roman" w:hAnsi="Times New Roman" w:cs="Times New Roman"/>
+          <w:color w:val="000000"/>
+          <w:sz w:val="28"/>
+          <w:szCs w:val="28"/>
+        </w:rPr>
+        <w:t xml:space="preserve">  - Удаление рекламных элементов через MutationObserver.</w:t>
+      </w:r>
+    </w:p>
+    <w:p>
+      <w:pPr>
+        <w:keepNext/>
+        <w:keepLines/>
+        <w:pBdr>
+          <w:top w:val="nil"/>
+          <w:left w:val="nil"/>
+          <w:bottom w:val="nil"/>
+          <w:right w:val="nil"/>
+          <w:between w:val="nil"/>
+        </w:pBdr>
+        <w:spacing w:after="0" w:line="360" w:lineRule="auto"/>
+        <w:rPr>
+          <w:rFonts w:ascii="Times New Roman" w:eastAsia="Times New Roman" w:hAnsi="Times New Roman" w:cs="Times New Roman"/>
+          <w:color w:val="000000"/>
+          <w:sz w:val="28"/>
+          <w:szCs w:val="28"/>
+        </w:rPr>
+      </w:pPr>
+      <w:r>
+        <w:rPr>
+          <w:rFonts w:ascii="Times New Roman" w:eastAsia="Times New Roman" w:hAnsi="Times New Roman" w:cs="Times New Roman"/>
+          <w:color w:val="000000"/>
+          <w:sz w:val="28"/>
+          <w:szCs w:val="28"/>
+        </w:rPr>
+        <w:t xml:space="preserve">  - Модификация: добавлена поддержка регулярных выражений.</w:t>
+      </w:r>
+    </w:p>
+    <w:p>
+      <w:pPr>
+        <w:keepNext/>
+        <w:keepLines/>
+        <w:pBdr>
+          <w:top w:val="nil"/>
+          <w:left w:val="nil"/>
+          <w:bottom w:val="nil"/>
+          <w:right w:val="nil"/>
+          <w:between w:val="nil"/>
+        </w:pBdr>
+        <w:spacing w:after="0" w:line="360" w:lineRule="auto"/>
+        <w:rPr>
+          <w:rFonts w:ascii="Times New Roman" w:eastAsia="Times New Roman" w:hAnsi="Times New Roman" w:cs="Times New Roman"/>
+          <w:color w:val="000000"/>
+          <w:sz w:val="28"/>
+          <w:szCs w:val="28"/>
+        </w:rPr>
+      </w:pPr>
+      <w:r>
+        <w:rPr>
+          <w:rFonts w:ascii="Times New Roman" w:eastAsia="Times New Roman" w:hAnsi="Times New Roman" w:cs="Times New Roman"/>
+          <w:color w:val="000000"/>
+          <w:sz w:val="28"/>
+          <w:szCs w:val="28"/>
+        </w:rPr>
+        <w:t>- Документация: создано техническое руководство (variative_</w:t>
+      </w:r>
+      <w:r>
+        <w:rPr>
+          <w:rFonts w:ascii="Times New Roman" w:eastAsia="Times New Roman" w:hAnsi="Times New Roman" w:cs="Times New Roman"/>
+          <w:color w:val="000000"/>
+          <w:sz w:val="28"/>
+          <w:szCs w:val="28"/>
+          <w:lang w:val="en-US"/>
+        </w:rPr>
+        <w:t>tutorial</w:t>
+      </w:r>
+      <w:r>
+        <w:rPr>
+          <w:rFonts w:ascii="Times New Roman" w:eastAsia="Times New Roman" w:hAnsi="Times New Roman" w:cs="Times New Roman"/>
+          <w:color w:val="000000"/>
+          <w:sz w:val="28"/>
+          <w:szCs w:val="28"/>
+        </w:rPr>
+        <w:t>.md) с пошаговыми инструкциями, таблицами, диаграммой последовательности.</w:t>
+      </w:r>
+      <w:r>
+        <w:rPr>
+          <w:rFonts w:ascii="Times New Roman" w:eastAsia="Times New Roman" w:hAnsi="Times New Roman" w:cs="Times New Roman"/>
+          <w:color w:val="000000"/>
+          <w:sz w:val="28"/>
+          <w:szCs w:val="28"/>
+        </w:rPr>
+        <w:br/>
+      </w:r>
+      <w:r>
+        <w:rPr>
+          <w:rFonts w:ascii="Times New Roman" w:eastAsia="Times New Roman" w:hAnsi="Times New Roman" w:cs="Times New Roman"/>
+          <w:color w:val="000000"/>
+          <w:sz w:val="28"/>
+          <w:szCs w:val="28"/>
+        </w:rPr>
+        <w:br/>
+      </w:r>
+    </w:p>
+    <w:p>
+      <w:pPr>
+        <w:keepNext/>
+        <w:keepLines/>
+        <w:pBdr>
+          <w:top w:val="nil"/>
+          <w:left w:val="nil"/>
+          <w:bottom w:val="nil"/>
+          <w:right w:val="nil"/>
+          <w:between w:val="nil"/>
+        </w:pBdr>
+        <w:spacing w:after="0" w:line="360" w:lineRule="auto"/>
+        <w:rPr>
+          <w:rFonts w:ascii="Times New Roman" w:eastAsia="Times New Roman" w:hAnsi="Times New Roman" w:cs="Times New Roman"/>
+          <w:b/>
+          <w:bCs/>
+          <w:color w:val="000000"/>
+          <w:sz w:val="28"/>
+          <w:szCs w:val="28"/>
+        </w:rPr>
+      </w:pPr>
+      <w:r>
+        <w:rPr>
+          <w:rFonts w:ascii="Times New Roman" w:eastAsia="Times New Roman" w:hAnsi="Times New Roman" w:cs="Times New Roman"/>
+          <w:b/>
+          <w:bCs/>
+          <w:color w:val="000000"/>
+          <w:sz w:val="28"/>
+          <w:szCs w:val="28"/>
+        </w:rPr>
+        <w:t>4. Описание достигнутых результатов по проектной практике</w:t>
+      </w:r>
+    </w:p>
+    <w:p>
+      <w:pPr>
+        <w:keepNext/>
+        <w:keepLines/>
+        <w:pBdr>
+          <w:top w:val="nil"/>
+          <w:left w:val="nil"/>
+          <w:bottom w:val="nil"/>
+          <w:right w:val="nil"/>
+          <w:between w:val="nil"/>
+        </w:pBdr>
+        <w:spacing w:after="0" w:line="360" w:lineRule="auto"/>
+        <w:rPr>
+          <w:rFonts w:ascii="Times New Roman" w:eastAsia="Times New Roman" w:hAnsi="Times New Roman" w:cs="Times New Roman"/>
+          <w:b/>
+          <w:bCs/>
+          <w:i/>
+          <w:iCs/>
+          <w:color w:val="000000"/>
+          <w:sz w:val="28"/>
+          <w:szCs w:val="28"/>
+        </w:rPr>
+      </w:pPr>
+      <w:r>
+        <w:rPr>
+          <w:rFonts w:ascii="Times New Roman" w:eastAsia="Times New Roman" w:hAnsi="Times New Roman" w:cs="Times New Roman"/>
+          <w:b/>
+          <w:bCs/>
+          <w:i/>
+          <w:iCs/>
+          <w:color w:val="000000"/>
+          <w:sz w:val="28"/>
+          <w:szCs w:val="28"/>
+        </w:rPr>
+        <w:t>4.1. Результаты базовой части</w:t>
+      </w:r>
+    </w:p>
+    <w:p>
+      <w:pPr>
+        <w:keepNext/>
+        <w:keepLines/>
+        <w:pBdr>
+          <w:top w:val="nil"/>
+          <w:left w:val="nil"/>
+          <w:bottom w:val="nil"/>
+          <w:right w:val="nil"/>
+          <w:between w:val="nil"/>
+        </w:pBdr>
+        <w:spacing w:after="0" w:line="360" w:lineRule="auto"/>
+        <w:rPr>
+          <w:rFonts w:ascii="Times New Roman" w:eastAsia="Times New Roman" w:hAnsi="Times New Roman" w:cs="Times New Roman"/>
+          <w:color w:val="000000"/>
+          <w:sz w:val="28"/>
+          <w:szCs w:val="28"/>
+        </w:rPr>
+      </w:pPr>
+      <w:r>
+        <w:rPr>
+          <w:rFonts w:ascii="Times New Roman" w:eastAsia="Times New Roman" w:hAnsi="Times New Roman" w:cs="Times New Roman"/>
+          <w:color w:val="000000"/>
+          <w:sz w:val="28"/>
+          <w:szCs w:val="28"/>
+        </w:rPr>
+        <w:t>- Создан публичный Git-репозиторий: https://github.com/Alejka219/practice – более 10 коммитов.</w:t>
+      </w:r>
+    </w:p>
+    <w:p>
+      <w:pPr>
+        <w:keepNext/>
+        <w:keepLines/>
+        <w:pBdr>
+          <w:top w:val="nil"/>
+          <w:left w:val="nil"/>
+          <w:bottom w:val="nil"/>
+          <w:right w:val="nil"/>
+          <w:between w:val="nil"/>
+        </w:pBdr>
+        <w:spacing w:after="0" w:line="360" w:lineRule="auto"/>
+        <w:rPr>
+          <w:rFonts w:ascii="Times New Roman" w:eastAsia="Times New Roman" w:hAnsi="Times New Roman" w:cs="Times New Roman"/>
+          <w:color w:val="000000"/>
+          <w:sz w:val="28"/>
+          <w:szCs w:val="28"/>
+        </w:rPr>
+      </w:pPr>
+      <w:r>
+        <w:rPr>
+          <w:rFonts w:ascii="Times New Roman" w:eastAsia="Times New Roman" w:hAnsi="Times New Roman" w:cs="Times New Roman"/>
+          <w:color w:val="000000"/>
+          <w:sz w:val="28"/>
+          <w:szCs w:val="28"/>
+        </w:rPr>
+        <w:t xml:space="preserve">- Оформлены все Markdown-документы (README.md, journal.md, partner.md, </w:t>
+      </w:r>
+      <w:r>
+        <w:rPr>
+          <w:rFonts w:ascii="Times New Roman" w:eastAsia="Times New Roman" w:hAnsi="Times New Roman" w:cs="Times New Roman"/>
+          <w:color w:val="000000"/>
+          <w:sz w:val="28"/>
+          <w:szCs w:val="28"/>
+          <w:lang w:val="en-US"/>
+        </w:rPr>
+        <w:t>varuative</w:t>
+      </w:r>
+      <w:r>
+        <w:rPr>
+          <w:rFonts w:ascii="Times New Roman" w:eastAsia="Times New Roman" w:hAnsi="Times New Roman" w:cs="Times New Roman"/>
+          <w:color w:val="000000"/>
+          <w:sz w:val="28"/>
+          <w:szCs w:val="28"/>
+        </w:rPr>
+        <w:t>.md).</w:t>
+      </w:r>
+    </w:p>
+    <w:p>
+      <w:pPr>
+        <w:keepNext/>
+        <w:keepLines/>
+        <w:pBdr>
+          <w:top w:val="nil"/>
+          <w:left w:val="nil"/>
+          <w:bottom w:val="nil"/>
+          <w:right w:val="nil"/>
+          <w:between w:val="nil"/>
+        </w:pBdr>
+        <w:spacing w:after="0" w:line="360" w:lineRule="auto"/>
+        <w:rPr>
+          <w:rFonts w:ascii="Times New Roman" w:eastAsia="Times New Roman" w:hAnsi="Times New Roman" w:cs="Times New Roman"/>
+          <w:color w:val="000000"/>
+          <w:sz w:val="28"/>
+          <w:szCs w:val="28"/>
+        </w:rPr>
+      </w:pPr>
+      <w:r>
+        <w:rPr>
+          <w:rFonts w:ascii="Times New Roman" w:eastAsia="Times New Roman" w:hAnsi="Times New Roman" w:cs="Times New Roman"/>
+          <w:color w:val="000000"/>
+          <w:sz w:val="28"/>
+          <w:szCs w:val="28"/>
+        </w:rPr>
+        <w:t>- Разработан статический сайт, доступный по адресу: https://Alejka219.github.io/practice/site/.</w:t>
+      </w:r>
+    </w:p>
+    <w:p>
+      <w:pPr>
+        <w:keepNext/>
+        <w:keepLines/>
+        <w:pBdr>
+          <w:top w:val="nil"/>
+          <w:left w:val="nil"/>
+          <w:bottom w:val="nil"/>
+          <w:right w:val="nil"/>
+          <w:between w:val="nil"/>
+        </w:pBdr>
+        <w:spacing w:after="0" w:line="360" w:lineRule="auto"/>
+        <w:rPr>
+          <w:rFonts w:ascii="Times New Roman" w:eastAsia="Times New Roman" w:hAnsi="Times New Roman" w:cs="Times New Roman"/>
+          <w:color w:val="000000"/>
+          <w:sz w:val="28"/>
+          <w:szCs w:val="28"/>
+        </w:rPr>
+      </w:pPr>
+      <w:r>
+        <w:rPr>
+          <w:rFonts w:ascii="Times New Roman" w:eastAsia="Times New Roman" w:hAnsi="Times New Roman" w:cs="Times New Roman"/>
+          <w:color w:val="000000"/>
+          <w:sz w:val="28"/>
+          <w:szCs w:val="28"/>
+        </w:rPr>
+        <w:t>- Сайт содержит все требуемые разделы, схемы, иллюстрации и встроенное видео.</w:t>
+      </w:r>
+    </w:p>
+    <w:p>
+      <w:pPr>
+        <w:keepNext/>
+        <w:keepLines/>
+        <w:pBdr>
+          <w:top w:val="nil"/>
+          <w:left w:val="nil"/>
+          <w:bottom w:val="nil"/>
+          <w:right w:val="nil"/>
+          <w:between w:val="nil"/>
+        </w:pBdr>
+        <w:spacing w:after="0" w:line="360" w:lineRule="auto"/>
+        <w:rPr>
+          <w:rFonts w:ascii="Times New Roman" w:eastAsia="Times New Roman" w:hAnsi="Times New Roman" w:cs="Times New Roman"/>
+          <w:color w:val="000000"/>
+          <w:sz w:val="28"/>
+          <w:szCs w:val="28"/>
+        </w:rPr>
+      </w:pPr>
+      <w:r>
+        <w:rPr>
+          <w:rFonts w:ascii="Times New Roman" w:eastAsia="Times New Roman" w:hAnsi="Times New Roman" w:cs="Times New Roman"/>
+          <w:color w:val="000000"/>
+          <w:sz w:val="28"/>
+          <w:szCs w:val="28"/>
+        </w:rPr>
+        <w:t>- Сформирован и загружен в LMS отчёт (DOCX, PDF).</w:t>
+      </w:r>
+    </w:p>
+    <w:p>
+      <w:pPr>
+        <w:keepNext/>
+        <w:keepLines/>
+        <w:pBdr>
+          <w:top w:val="nil"/>
+          <w:left w:val="nil"/>
+          <w:bottom w:val="nil"/>
+          <w:right w:val="nil"/>
+          <w:between w:val="nil"/>
+        </w:pBdr>
+        <w:spacing w:after="0" w:line="360" w:lineRule="auto"/>
+        <w:rPr>
+          <w:rFonts w:ascii="Times New Roman" w:eastAsia="Times New Roman" w:hAnsi="Times New Roman" w:cs="Times New Roman"/>
+          <w:color w:val="000000"/>
+          <w:sz w:val="28"/>
+          <w:szCs w:val="28"/>
+        </w:rPr>
+      </w:pPr>
+    </w:p>
+    <w:p>
+      <w:pPr>
+        <w:keepNext/>
+        <w:keepLines/>
+        <w:pBdr>
+          <w:top w:val="nil"/>
+          <w:left w:val="nil"/>
+          <w:bottom w:val="nil"/>
+          <w:right w:val="nil"/>
+          <w:between w:val="nil"/>
+        </w:pBdr>
+        <w:spacing w:after="0" w:line="360" w:lineRule="auto"/>
+        <w:rPr>
+          <w:rFonts w:ascii="Times New Roman" w:eastAsia="Times New Roman" w:hAnsi="Times New Roman" w:cs="Times New Roman"/>
+          <w:b/>
+          <w:bCs/>
+          <w:i/>
+          <w:iCs/>
+          <w:color w:val="000000"/>
+          <w:sz w:val="28"/>
+          <w:szCs w:val="28"/>
+        </w:rPr>
+      </w:pPr>
+      <w:r>
+        <w:rPr>
+          <w:rFonts w:ascii="Times New Roman" w:eastAsia="Times New Roman" w:hAnsi="Times New Roman" w:cs="Times New Roman"/>
+          <w:b/>
+          <w:bCs/>
+          <w:i/>
+          <w:iCs/>
+          <w:color w:val="000000"/>
+          <w:sz w:val="28"/>
+          <w:szCs w:val="28"/>
+        </w:rPr>
+        <w:t>4.2. Результаты вариативной части</w:t>
+      </w:r>
+    </w:p>
+    <w:p>
+      <w:pPr>
+        <w:keepNext/>
+        <w:keepLines/>
+        <w:pBdr>
+          <w:top w:val="nil"/>
+          <w:left w:val="nil"/>
+          <w:bottom w:val="nil"/>
+          <w:right w:val="nil"/>
+          <w:between w:val="nil"/>
+        </w:pBdr>
+        <w:spacing w:after="0" w:line="360" w:lineRule="auto"/>
+        <w:rPr>
+          <w:rFonts w:ascii="Times New Roman" w:eastAsia="Times New Roman" w:hAnsi="Times New Roman" w:cs="Times New Roman"/>
+          <w:color w:val="000000"/>
+          <w:sz w:val="28"/>
+          <w:szCs w:val="28"/>
+        </w:rPr>
+      </w:pPr>
+      <w:r>
+        <w:rPr>
+          <w:rFonts w:ascii="Times New Roman" w:eastAsia="Times New Roman" w:hAnsi="Times New Roman" w:cs="Times New Roman"/>
+          <w:color w:val="000000"/>
+          <w:sz w:val="28"/>
+          <w:szCs w:val="28"/>
+        </w:rPr>
+        <w:t>- Написан рабочий блокировщик рекламы</w:t>
+      </w:r>
+      <w:r>
+        <w:rPr>
+          <w:rFonts w:ascii="Times New Roman" w:eastAsia="Times New Roman" w:hAnsi="Times New Roman" w:cs="Times New Roman"/>
+          <w:color w:val="000000"/>
+          <w:sz w:val="28"/>
+          <w:szCs w:val="28"/>
+        </w:rPr>
+        <w:t>.</w:t>
+      </w:r>
+    </w:p>
+    <w:p>
+      <w:pPr>
+        <w:keepNext/>
+        <w:keepLines/>
+        <w:pBdr>
+          <w:top w:val="nil"/>
+          <w:left w:val="nil"/>
+          <w:bottom w:val="nil"/>
+          <w:right w:val="nil"/>
+          <w:between w:val="nil"/>
+        </w:pBdr>
+        <w:spacing w:after="0" w:line="360" w:lineRule="auto"/>
+        <w:rPr>
+          <w:rFonts w:ascii="Times New Roman" w:eastAsia="Times New Roman" w:hAnsi="Times New Roman" w:cs="Times New Roman"/>
+          <w:color w:val="000000"/>
+          <w:sz w:val="28"/>
+          <w:szCs w:val="28"/>
+        </w:rPr>
+      </w:pPr>
+      <w:r>
+        <w:rPr>
+          <w:rFonts w:ascii="Times New Roman" w:eastAsia="Times New Roman" w:hAnsi="Times New Roman" w:cs="Times New Roman"/>
+          <w:color w:val="000000"/>
+          <w:sz w:val="28"/>
+          <w:szCs w:val="28"/>
+        </w:rPr>
+        <w:lastRenderedPageBreak/>
+        <w:t>- Проведено тестирование на тестовой HTML-странице – рекламные элементы удаляются, запросы блокируются.</w:t>
+      </w:r>
+    </w:p>
+    <w:p>
+      <w:pPr>
+        <w:keepNext/>
+        <w:keepLines/>
+        <w:pBdr>
+          <w:top w:val="nil"/>
+          <w:left w:val="nil"/>
+          <w:bottom w:val="nil"/>
+          <w:right w:val="nil"/>
+          <w:between w:val="nil"/>
+        </w:pBdr>
+        <w:spacing w:after="0" w:line="360" w:lineRule="auto"/>
+        <w:rPr>
+          <w:rFonts w:ascii="Times New Roman" w:eastAsia="Times New Roman" w:hAnsi="Times New Roman" w:cs="Times New Roman"/>
+          <w:color w:val="000000"/>
+          <w:sz w:val="28"/>
+          <w:szCs w:val="28"/>
+        </w:rPr>
+      </w:pPr>
+      <w:r>
+        <w:rPr>
+          <w:rFonts w:ascii="Times New Roman" w:eastAsia="Times New Roman" w:hAnsi="Times New Roman" w:cs="Times New Roman"/>
+          <w:color w:val="000000"/>
+          <w:sz w:val="28"/>
+          <w:szCs w:val="28"/>
+        </w:rPr>
+        <w:t>- Подготовлено техническое руководство (variative_</w:t>
+      </w:r>
+      <w:r>
+        <w:rPr>
+          <w:rFonts w:ascii="Times New Roman" w:eastAsia="Times New Roman" w:hAnsi="Times New Roman" w:cs="Times New Roman"/>
+          <w:color w:val="000000"/>
+          <w:sz w:val="28"/>
+          <w:szCs w:val="28"/>
+          <w:lang w:val="en-US"/>
+        </w:rPr>
+        <w:t>tutorial</w:t>
+      </w:r>
+      <w:r>
+        <w:rPr>
+          <w:rFonts w:ascii="Times New Roman" w:eastAsia="Times New Roman" w:hAnsi="Times New Roman" w:cs="Times New Roman"/>
+          <w:color w:val="000000"/>
+          <w:sz w:val="28"/>
+          <w:szCs w:val="28"/>
+        </w:rPr>
+        <w:t>.md) для начинающих: пошаговые инструкции, таблица методов, схема работы.</w:t>
+      </w:r>
+      <w:r>
+        <w:rPr>
+          <w:rFonts w:ascii="Times New Roman" w:eastAsia="Times New Roman" w:hAnsi="Times New Roman" w:cs="Times New Roman"/>
+          <w:color w:val="000000"/>
+          <w:sz w:val="28"/>
+          <w:szCs w:val="28"/>
+        </w:rPr>
+        <w:br/>
+      </w:r>
+    </w:p>
+    <w:p>
+      <w:pPr>
+        <w:keepNext/>
+        <w:keepLines/>
+        <w:pBdr>
+          <w:top w:val="nil"/>
+          <w:left w:val="nil"/>
+          <w:bottom w:val="nil"/>
+          <w:right w:val="nil"/>
+          <w:between w:val="nil"/>
+        </w:pBdr>
+        <w:spacing w:after="0" w:line="360" w:lineRule="auto"/>
+        <w:rPr>
+          <w:rFonts w:ascii="Times New Roman" w:eastAsia="Times New Roman" w:hAnsi="Times New Roman" w:cs="Times New Roman"/>
+          <w:b/>
+          <w:bCs/>
+          <w:i/>
+          <w:iCs/>
+          <w:color w:val="000000"/>
+          <w:sz w:val="28"/>
+          <w:szCs w:val="28"/>
+        </w:rPr>
+      </w:pPr>
+      <w:r>
+        <w:rPr>
+          <w:rFonts w:ascii="Times New Roman" w:eastAsia="Times New Roman" w:hAnsi="Times New Roman" w:cs="Times New Roman"/>
+          <w:b/>
+          <w:bCs/>
+          <w:i/>
+          <w:iCs/>
+          <w:color w:val="000000"/>
+          <w:sz w:val="28"/>
+          <w:szCs w:val="28"/>
+        </w:rPr>
+        <w:t xml:space="preserve">4.3. </w:t>
+      </w:r>
+      <w:r>
+        <w:rPr>
+          <w:rFonts w:ascii="Times New Roman" w:eastAsia="Times New Roman" w:hAnsi="Times New Roman" w:cs="Times New Roman"/>
+          <w:b/>
+          <w:bCs/>
+          <w:i/>
+          <w:iCs/>
+          <w:color w:val="000000"/>
+          <w:sz w:val="28"/>
+          <w:szCs w:val="28"/>
+        </w:rPr>
+        <w:t>Взаимодействие с организацией-партнёром</w:t>
+      </w:r>
+    </w:p>
+    <w:p>
+      <w:pPr>
+        <w:keepNext/>
+        <w:keepLines/>
+        <w:pBdr>
+          <w:top w:val="nil"/>
+          <w:left w:val="nil"/>
+          <w:bottom w:val="nil"/>
+          <w:right w:val="nil"/>
+          <w:between w:val="nil"/>
+        </w:pBdr>
+        <w:spacing w:after="0" w:line="360" w:lineRule="auto"/>
+        <w:rPr>
+          <w:rFonts w:ascii="Times New Roman" w:eastAsia="Times New Roman" w:hAnsi="Times New Roman" w:cs="Times New Roman"/>
+          <w:color w:val="000000"/>
+          <w:sz w:val="28"/>
+          <w:szCs w:val="28"/>
+        </w:rPr>
+      </w:pPr>
+      <w:r>
+        <w:rPr>
+          <w:rFonts w:ascii="Times New Roman" w:eastAsia="Times New Roman" w:hAnsi="Times New Roman" w:cs="Times New Roman"/>
+          <w:color w:val="000000"/>
+          <w:sz w:val="28"/>
+          <w:szCs w:val="28"/>
+        </w:rPr>
+        <w:t>В рамках проектной практики я принял участие в офлайн-мероприятии «День карьеры Ростелекома», которое состоялось 7 апреля 2026 года</w:t>
+      </w:r>
+      <w:r>
+        <w:rPr>
+          <w:rFonts w:ascii="Times New Roman" w:eastAsia="Times New Roman" w:hAnsi="Times New Roman" w:cs="Times New Roman"/>
+          <w:color w:val="000000"/>
+          <w:sz w:val="28"/>
+          <w:szCs w:val="28"/>
+        </w:rPr>
+        <w:t xml:space="preserve"> </w:t>
+      </w:r>
+      <w:r>
+        <w:rPr>
+          <w:rFonts w:ascii="Times New Roman" w:eastAsia="Times New Roman" w:hAnsi="Times New Roman" w:cs="Times New Roman"/>
+          <w:color w:val="000000"/>
+          <w:sz w:val="28"/>
+          <w:szCs w:val="28"/>
+        </w:rPr>
+        <w:t>в Московском Политехе (г. Москва, ул. Большая Семёновская, 38).</w:t>
+      </w:r>
+    </w:p>
+    <w:p>
+      <w:pPr>
+        <w:keepNext/>
+        <w:keepLines/>
+        <w:pBdr>
+          <w:top w:val="nil"/>
+          <w:left w:val="nil"/>
+          <w:bottom w:val="nil"/>
+          <w:right w:val="nil"/>
+          <w:between w:val="nil"/>
+        </w:pBdr>
+        <w:spacing w:after="0" w:line="360" w:lineRule="auto"/>
+        <w:rPr>
+          <w:rFonts w:ascii="Times New Roman" w:eastAsia="Times New Roman" w:hAnsi="Times New Roman" w:cs="Times New Roman"/>
+          <w:color w:val="000000"/>
+          <w:sz w:val="28"/>
+          <w:szCs w:val="28"/>
+        </w:rPr>
+      </w:pPr>
+    </w:p>
+    <w:p>
+      <w:pPr>
+        <w:keepNext/>
+        <w:keepLines/>
+        <w:pBdr>
+          <w:top w:val="nil"/>
+          <w:left w:val="nil"/>
+          <w:bottom w:val="nil"/>
+          <w:right w:val="nil"/>
+          <w:between w:val="nil"/>
+        </w:pBdr>
+        <w:spacing w:after="0" w:line="360" w:lineRule="auto"/>
+        <w:rPr>
+          <w:rFonts w:ascii="Times New Roman" w:eastAsia="Times New Roman" w:hAnsi="Times New Roman" w:cs="Times New Roman"/>
+          <w:color w:val="000000"/>
+          <w:sz w:val="28"/>
+          <w:szCs w:val="28"/>
+        </w:rPr>
+      </w:pPr>
+      <w:r>
+        <w:rPr>
+          <w:rFonts w:ascii="Times New Roman" w:eastAsia="Times New Roman" w:hAnsi="Times New Roman" w:cs="Times New Roman"/>
+          <w:color w:val="000000"/>
+          <w:sz w:val="28"/>
+          <w:szCs w:val="28"/>
+        </w:rPr>
+        <w:t>Что было сделано:</w:t>
+      </w:r>
+    </w:p>
+    <w:p>
+      <w:pPr>
+        <w:keepNext/>
+        <w:keepLines/>
+        <w:pBdr>
+          <w:top w:val="nil"/>
+          <w:left w:val="nil"/>
+          <w:bottom w:val="nil"/>
+          <w:right w:val="nil"/>
+          <w:between w:val="nil"/>
+        </w:pBdr>
+        <w:spacing w:after="0" w:line="360" w:lineRule="auto"/>
+        <w:rPr>
+          <w:rFonts w:ascii="Times New Roman" w:eastAsia="Times New Roman" w:hAnsi="Times New Roman" w:cs="Times New Roman"/>
+          <w:color w:val="000000"/>
+          <w:sz w:val="28"/>
+          <w:szCs w:val="28"/>
+        </w:rPr>
+      </w:pPr>
+      <w:r>
+        <w:rPr>
+          <w:rFonts w:ascii="Times New Roman" w:eastAsia="Times New Roman" w:hAnsi="Times New Roman" w:cs="Times New Roman"/>
+          <w:color w:val="000000"/>
+          <w:sz w:val="28"/>
+          <w:szCs w:val="28"/>
+        </w:rPr>
+        <w:t>- Посетил карьерную и образовательную программу.</w:t>
+      </w:r>
+    </w:p>
+    <w:p>
+      <w:pPr>
+        <w:keepNext/>
+        <w:keepLines/>
+        <w:pBdr>
+          <w:top w:val="nil"/>
+          <w:left w:val="nil"/>
+          <w:bottom w:val="nil"/>
+          <w:right w:val="nil"/>
+          <w:between w:val="nil"/>
+        </w:pBdr>
+        <w:spacing w:after="0" w:line="360" w:lineRule="auto"/>
+        <w:rPr>
+          <w:rFonts w:ascii="Times New Roman" w:eastAsia="Times New Roman" w:hAnsi="Times New Roman" w:cs="Times New Roman"/>
+          <w:color w:val="000000"/>
+          <w:sz w:val="28"/>
+          <w:szCs w:val="28"/>
+        </w:rPr>
+      </w:pPr>
+      <w:r>
+        <w:rPr>
+          <w:rFonts w:ascii="Times New Roman" w:eastAsia="Times New Roman" w:hAnsi="Times New Roman" w:cs="Times New Roman"/>
+          <w:color w:val="000000"/>
+          <w:sz w:val="28"/>
+          <w:szCs w:val="28"/>
+        </w:rPr>
+        <w:t>- Участвовал в треке по большим данным (Big Data) и искусственному интеллекту.</w:t>
+      </w:r>
+    </w:p>
+    <w:p>
+      <w:pPr>
+        <w:keepNext/>
+        <w:keepLines/>
+        <w:pBdr>
+          <w:top w:val="nil"/>
+          <w:left w:val="nil"/>
+          <w:bottom w:val="nil"/>
+          <w:right w:val="nil"/>
+          <w:between w:val="nil"/>
+        </w:pBdr>
+        <w:spacing w:after="0" w:line="360" w:lineRule="auto"/>
+        <w:rPr>
+          <w:rFonts w:ascii="Times New Roman" w:eastAsia="Times New Roman" w:hAnsi="Times New Roman" w:cs="Times New Roman"/>
+          <w:color w:val="000000"/>
+          <w:sz w:val="28"/>
+          <w:szCs w:val="28"/>
+        </w:rPr>
+      </w:pPr>
+      <w:r>
+        <w:rPr>
+          <w:rFonts w:ascii="Times New Roman" w:eastAsia="Times New Roman" w:hAnsi="Times New Roman" w:cs="Times New Roman"/>
+          <w:color w:val="000000"/>
+          <w:sz w:val="28"/>
+          <w:szCs w:val="28"/>
+        </w:rPr>
+        <w:t>- Получил консультацию HR-экспертов по составлению резюме и стажировкам.</w:t>
+      </w:r>
+    </w:p>
+    <w:p>
+      <w:pPr>
+        <w:keepNext/>
+        <w:keepLines/>
+        <w:pBdr>
+          <w:top w:val="nil"/>
+          <w:left w:val="nil"/>
+          <w:bottom w:val="nil"/>
+          <w:right w:val="nil"/>
+          <w:between w:val="nil"/>
+        </w:pBdr>
+        <w:spacing w:after="0" w:line="360" w:lineRule="auto"/>
+        <w:rPr>
+          <w:rFonts w:ascii="Times New Roman" w:eastAsia="Times New Roman" w:hAnsi="Times New Roman" w:cs="Times New Roman"/>
+          <w:color w:val="000000"/>
+          <w:sz w:val="28"/>
+          <w:szCs w:val="28"/>
+        </w:rPr>
+      </w:pPr>
+    </w:p>
+    <w:p>
+      <w:pPr>
+        <w:keepNext/>
+        <w:keepLines/>
+        <w:pBdr>
+          <w:top w:val="nil"/>
+          <w:left w:val="nil"/>
+          <w:bottom w:val="nil"/>
+          <w:right w:val="nil"/>
+          <w:between w:val="nil"/>
+        </w:pBdr>
+        <w:spacing w:after="0" w:line="360" w:lineRule="auto"/>
+        <w:rPr>
+          <w:rFonts w:ascii="Times New Roman" w:eastAsia="Times New Roman" w:hAnsi="Times New Roman" w:cs="Times New Roman"/>
+          <w:color w:val="000000"/>
+          <w:sz w:val="28"/>
+          <w:szCs w:val="28"/>
+        </w:rPr>
+      </w:pPr>
+      <w:r>
+        <w:rPr>
+          <w:rFonts w:ascii="Times New Roman" w:eastAsia="Times New Roman" w:hAnsi="Times New Roman" w:cs="Times New Roman"/>
+          <w:color w:val="000000"/>
+          <w:sz w:val="28"/>
+          <w:szCs w:val="28"/>
+        </w:rPr>
+        <w:t>Полученные знания и связь с проектом:</w:t>
+      </w:r>
+    </w:p>
+    <w:p>
+      <w:pPr>
+        <w:keepNext/>
+        <w:keepLines/>
+        <w:pBdr>
+          <w:top w:val="nil"/>
+          <w:left w:val="nil"/>
+          <w:bottom w:val="nil"/>
+          <w:right w:val="nil"/>
+          <w:between w:val="nil"/>
+        </w:pBdr>
+        <w:spacing w:after="0" w:line="360" w:lineRule="auto"/>
+        <w:rPr>
+          <w:rFonts w:ascii="Times New Roman" w:eastAsia="Times New Roman" w:hAnsi="Times New Roman" w:cs="Times New Roman"/>
+          <w:color w:val="000000"/>
+          <w:sz w:val="28"/>
+          <w:szCs w:val="28"/>
+        </w:rPr>
+      </w:pPr>
+      <w:r>
+        <w:rPr>
+          <w:rFonts w:ascii="Times New Roman" w:eastAsia="Times New Roman" w:hAnsi="Times New Roman" w:cs="Times New Roman"/>
+          <w:color w:val="000000"/>
+          <w:sz w:val="28"/>
+          <w:szCs w:val="28"/>
+        </w:rPr>
+        <w:t xml:space="preserve">- Узнал, как ML-алгоритмы анализируют поведение пользователей – это поможет при развитии ML-модуля в </w:t>
+      </w:r>
+      <w:r>
+        <w:rPr>
+          <w:rFonts w:ascii="Times New Roman" w:eastAsia="Times New Roman" w:hAnsi="Times New Roman" w:cs="Times New Roman"/>
+          <w:color w:val="000000"/>
+          <w:sz w:val="28"/>
+          <w:szCs w:val="28"/>
+        </w:rPr>
+        <w:t>“</w:t>
+      </w:r>
+      <w:r>
+        <w:rPr>
+          <w:rFonts w:ascii="Times New Roman" w:eastAsia="Times New Roman" w:hAnsi="Times New Roman" w:cs="Times New Roman"/>
+          <w:color w:val="000000"/>
+          <w:sz w:val="28"/>
+          <w:szCs w:val="28"/>
+        </w:rPr>
+        <w:t>Умном планировщике задач</w:t>
+      </w:r>
+      <w:r>
+        <w:rPr>
+          <w:rFonts w:ascii="Times New Roman" w:eastAsia="Times New Roman" w:hAnsi="Times New Roman" w:cs="Times New Roman"/>
+          <w:color w:val="000000"/>
+          <w:sz w:val="28"/>
+          <w:szCs w:val="28"/>
+        </w:rPr>
+        <w:t>”</w:t>
+      </w:r>
+      <w:r>
+        <w:rPr>
+          <w:rFonts w:ascii="Times New Roman" w:eastAsia="Times New Roman" w:hAnsi="Times New Roman" w:cs="Times New Roman"/>
+          <w:color w:val="000000"/>
+          <w:sz w:val="28"/>
+          <w:szCs w:val="28"/>
+        </w:rPr>
+        <w:t>.</w:t>
+      </w:r>
+    </w:p>
+    <w:p>
+      <w:pPr>
+        <w:keepNext/>
+        <w:keepLines/>
+        <w:pBdr>
+          <w:top w:val="nil"/>
+          <w:left w:val="nil"/>
+          <w:bottom w:val="nil"/>
+          <w:right w:val="nil"/>
+          <w:between w:val="nil"/>
+        </w:pBdr>
+        <w:spacing w:after="0" w:line="360" w:lineRule="auto"/>
+        <w:rPr>
+          <w:rFonts w:ascii="Times New Roman" w:eastAsia="Times New Roman" w:hAnsi="Times New Roman" w:cs="Times New Roman"/>
+          <w:color w:val="000000"/>
+          <w:sz w:val="28"/>
+          <w:szCs w:val="28"/>
+        </w:rPr>
+      </w:pPr>
+      <w:r>
+        <w:rPr>
+          <w:rFonts w:ascii="Times New Roman" w:eastAsia="Times New Roman" w:hAnsi="Times New Roman" w:cs="Times New Roman"/>
+          <w:color w:val="000000"/>
+          <w:sz w:val="28"/>
+          <w:szCs w:val="28"/>
+        </w:rPr>
+        <w:t>- Понял важность чистого кода и документации – применил при оформлении Markdown-файлов.</w:t>
+      </w:r>
+    </w:p>
+    <w:p>
+      <w:pPr>
+        <w:keepNext/>
+        <w:keepLines/>
+        <w:pBdr>
+          <w:top w:val="nil"/>
+          <w:left w:val="nil"/>
+          <w:bottom w:val="nil"/>
+          <w:right w:val="nil"/>
+          <w:between w:val="nil"/>
+        </w:pBdr>
+        <w:spacing w:after="0" w:line="360" w:lineRule="auto"/>
+        <w:rPr>
+          <w:rFonts w:ascii="Times New Roman" w:eastAsia="Times New Roman" w:hAnsi="Times New Roman" w:cs="Times New Roman"/>
+          <w:color w:val="000000"/>
+          <w:sz w:val="28"/>
+          <w:szCs w:val="28"/>
+        </w:rPr>
+      </w:pPr>
+      <w:r>
+        <w:rPr>
+          <w:rFonts w:ascii="Times New Roman" w:eastAsia="Times New Roman" w:hAnsi="Times New Roman" w:cs="Times New Roman"/>
+          <w:color w:val="000000"/>
+          <w:sz w:val="28"/>
+          <w:szCs w:val="28"/>
+        </w:rPr>
+        <w:t>- Знания о перехвате и анализе сетевого трафика напрямую связаны с вариативной частью (AdBlocker).</w:t>
+      </w:r>
+    </w:p>
+    <w:p>
+      <w:pPr>
+        <w:keepNext/>
+        <w:keepLines/>
+        <w:pBdr>
+          <w:top w:val="nil"/>
+          <w:left w:val="nil"/>
+          <w:bottom w:val="nil"/>
+          <w:right w:val="nil"/>
+          <w:between w:val="nil"/>
+        </w:pBdr>
+        <w:spacing w:after="0" w:line="360" w:lineRule="auto"/>
+        <w:rPr>
+          <w:rFonts w:ascii="Times New Roman" w:eastAsia="Times New Roman" w:hAnsi="Times New Roman" w:cs="Times New Roman"/>
+          <w:color w:val="000000"/>
+          <w:sz w:val="28"/>
+          <w:szCs w:val="28"/>
+        </w:rPr>
+      </w:pPr>
+    </w:p>
+    <w:p>
+      <w:pPr>
+        <w:keepNext/>
+        <w:keepLines/>
+        <w:pBdr>
+          <w:top w:val="nil"/>
+          <w:left w:val="nil"/>
+          <w:bottom w:val="nil"/>
+          <w:right w:val="nil"/>
+          <w:between w:val="nil"/>
+        </w:pBdr>
+        <w:spacing w:after="0" w:line="360" w:lineRule="auto"/>
+        <w:rPr>
+          <w:rFonts w:ascii="Times New Roman" w:eastAsia="Times New Roman" w:hAnsi="Times New Roman" w:cs="Times New Roman"/>
+          <w:color w:val="000000"/>
+          <w:sz w:val="28"/>
+          <w:szCs w:val="28"/>
+        </w:rPr>
+      </w:pPr>
+      <w:r>
+        <w:rPr>
+          <w:rFonts w:ascii="Times New Roman" w:eastAsia="Times New Roman" w:hAnsi="Times New Roman" w:cs="Times New Roman"/>
+          <w:color w:val="000000"/>
+          <w:sz w:val="28"/>
+          <w:szCs w:val="28"/>
+        </w:rPr>
+        <w:t>Вывод:</w:t>
+      </w:r>
+      <w:r>
+        <w:rPr>
+          <w:rFonts w:ascii="Times New Roman" w:eastAsia="Times New Roman" w:hAnsi="Times New Roman" w:cs="Times New Roman"/>
+          <w:color w:val="000000"/>
+          <w:sz w:val="28"/>
+          <w:szCs w:val="28"/>
+        </w:rPr>
+        <w:t xml:space="preserve"> </w:t>
+      </w:r>
+      <w:r>
+        <w:rPr>
+          <w:rFonts w:ascii="Times New Roman" w:eastAsia="Times New Roman" w:hAnsi="Times New Roman" w:cs="Times New Roman"/>
+          <w:color w:val="000000"/>
+          <w:sz w:val="28"/>
+          <w:szCs w:val="28"/>
+        </w:rPr>
+        <w:t>участие в мероприятии дало практические знания, которые были использованы при выполнении практики. Полный отчёт о взаимодействии с партнёром размещён в репозитории docs/partner.md.</w:t>
+      </w:r>
+      <w:r>
+        <w:rPr>
+          <w:rFonts w:ascii="Times New Roman" w:eastAsia="Times New Roman" w:hAnsi="Times New Roman" w:cs="Times New Roman"/>
+          <w:color w:val="000000"/>
+          <w:sz w:val="28"/>
+          <w:szCs w:val="28"/>
+        </w:rPr>
+        <w:br/>
+      </w:r>
+      <w:r>
+        <w:rPr>
+          <w:rFonts w:ascii="Times New Roman" w:eastAsia="Times New Roman" w:hAnsi="Times New Roman" w:cs="Times New Roman"/>
+          <w:color w:val="000000"/>
+          <w:sz w:val="28"/>
+          <w:szCs w:val="28"/>
+        </w:rPr>
+        <w:br/>
+      </w:r>
+      <w:r>
+        <w:rPr>
+          <w:rFonts w:ascii="Times New Roman" w:eastAsia="Times New Roman" w:hAnsi="Times New Roman" w:cs="Times New Roman"/>
+          <w:color w:val="000000"/>
+          <w:sz w:val="28"/>
+          <w:szCs w:val="28"/>
+        </w:rPr>
+        <w:br/>
+      </w:r>
+    </w:p>
+    <w:p>
+      <w:pPr>
+        <w:keepNext/>
+        <w:keepLines/>
+        <w:pBdr>
+          <w:top w:val="nil"/>
+          <w:left w:val="nil"/>
+          <w:bottom w:val="nil"/>
+          <w:right w:val="nil"/>
+          <w:between w:val="nil"/>
+        </w:pBdr>
+        <w:spacing w:after="0" w:line="360" w:lineRule="auto"/>
+        <w:rPr>
+          <w:rFonts w:ascii="Times New Roman" w:eastAsia="Times New Roman" w:hAnsi="Times New Roman" w:cs="Times New Roman"/>
+          <w:b/>
+          <w:bCs/>
+          <w:color w:val="000000"/>
+          <w:sz w:val="32"/>
+          <w:szCs w:val="32"/>
+        </w:rPr>
+      </w:pPr>
+      <w:r>
+        <w:rPr>
+          <w:rFonts w:ascii="Times New Roman" w:eastAsia="Times New Roman" w:hAnsi="Times New Roman" w:cs="Times New Roman"/>
+          <w:b/>
+          <w:bCs/>
+          <w:color w:val="000000"/>
+          <w:sz w:val="32"/>
+          <w:szCs w:val="32"/>
+        </w:rPr>
+        <w:lastRenderedPageBreak/>
+        <w:t>ЗАКЛЮЧЕНИЕ</w:t>
+      </w:r>
+    </w:p>
+    <w:p>
+      <w:pPr>
+        <w:keepNext/>
+        <w:keepLines/>
+        <w:pBdr>
+          <w:top w:val="nil"/>
+          <w:left w:val="nil"/>
+          <w:bottom w:val="nil"/>
+          <w:right w:val="nil"/>
+          <w:between w:val="nil"/>
+        </w:pBdr>
+        <w:spacing w:after="0" w:line="360" w:lineRule="auto"/>
+        <w:rPr>
+          <w:rFonts w:ascii="Times New Roman" w:eastAsia="Times New Roman" w:hAnsi="Times New Roman" w:cs="Times New Roman"/>
+          <w:color w:val="000000"/>
+          <w:sz w:val="28"/>
+          <w:szCs w:val="28"/>
+        </w:rPr>
+      </w:pPr>
+    </w:p>
+    <w:p>
+      <w:pPr>
+        <w:keepNext/>
+        <w:keepLines/>
+        <w:pBdr>
+          <w:top w:val="nil"/>
+          <w:left w:val="nil"/>
+          <w:bottom w:val="nil"/>
+          <w:right w:val="nil"/>
+          <w:between w:val="nil"/>
+        </w:pBdr>
+        <w:spacing w:after="0" w:line="360" w:lineRule="auto"/>
+        <w:rPr>
+          <w:rFonts w:ascii="Times New Roman" w:eastAsia="Times New Roman" w:hAnsi="Times New Roman" w:cs="Times New Roman"/>
+          <w:color w:val="000000"/>
+          <w:sz w:val="28"/>
+          <w:szCs w:val="28"/>
+        </w:rPr>
+      </w:pPr>
+      <w:r>
+        <w:rPr>
+          <w:rFonts w:ascii="Times New Roman" w:eastAsia="Times New Roman" w:hAnsi="Times New Roman" w:cs="Times New Roman"/>
+          <w:color w:val="000000"/>
+          <w:sz w:val="28"/>
+          <w:szCs w:val="28"/>
+        </w:rPr>
+        <w:t>В ходе проектной практики выполнены все задачи базового и вариативного этапов.</w:t>
+      </w:r>
+    </w:p>
+    <w:p>
+      <w:pPr>
+        <w:keepNext/>
+        <w:keepLines/>
+        <w:pBdr>
+          <w:top w:val="nil"/>
+          <w:left w:val="nil"/>
+          <w:bottom w:val="nil"/>
+          <w:right w:val="nil"/>
+          <w:between w:val="nil"/>
+        </w:pBdr>
+        <w:spacing w:after="0" w:line="360" w:lineRule="auto"/>
+        <w:rPr>
+          <w:rFonts w:ascii="Times New Roman" w:eastAsia="Times New Roman" w:hAnsi="Times New Roman" w:cs="Times New Roman"/>
+          <w:color w:val="000000"/>
+          <w:sz w:val="28"/>
+          <w:szCs w:val="28"/>
+        </w:rPr>
+      </w:pPr>
+      <w:r>
+        <w:rPr>
+          <w:rFonts w:ascii="Times New Roman" w:eastAsia="Times New Roman" w:hAnsi="Times New Roman" w:cs="Times New Roman"/>
+          <w:color w:val="000000"/>
+          <w:sz w:val="28"/>
+          <w:szCs w:val="28"/>
+        </w:rPr>
+        <w:t>Освоены современные инструменты: Git, Markdown, HTML/CSS, JavaScript (включая перехват функций и MutationObserver).</w:t>
+      </w:r>
+    </w:p>
+    <w:p>
+      <w:pPr>
+        <w:keepNext/>
+        <w:keepLines/>
+        <w:pBdr>
+          <w:top w:val="nil"/>
+          <w:left w:val="nil"/>
+          <w:bottom w:val="nil"/>
+          <w:right w:val="nil"/>
+          <w:between w:val="nil"/>
+        </w:pBdr>
+        <w:spacing w:after="0" w:line="360" w:lineRule="auto"/>
+        <w:rPr>
+          <w:rFonts w:ascii="Times New Roman" w:eastAsia="Times New Roman" w:hAnsi="Times New Roman" w:cs="Times New Roman"/>
+          <w:color w:val="000000"/>
+          <w:sz w:val="28"/>
+          <w:szCs w:val="28"/>
+        </w:rPr>
+      </w:pPr>
+      <w:r>
+        <w:rPr>
+          <w:rFonts w:ascii="Times New Roman" w:eastAsia="Times New Roman" w:hAnsi="Times New Roman" w:cs="Times New Roman"/>
+          <w:color w:val="000000"/>
+          <w:sz w:val="28"/>
+          <w:szCs w:val="28"/>
+        </w:rPr>
+        <w:t>Разработанный сайт и документация могут служить шаблоном для будущих студенческих проектов.</w:t>
+      </w:r>
+    </w:p>
+    <w:p>
+      <w:pPr>
+        <w:keepNext/>
+        <w:keepLines/>
+        <w:pBdr>
+          <w:top w:val="nil"/>
+          <w:left w:val="nil"/>
+          <w:bottom w:val="nil"/>
+          <w:right w:val="nil"/>
+          <w:between w:val="nil"/>
+        </w:pBdr>
+        <w:spacing w:after="0" w:line="360" w:lineRule="auto"/>
+        <w:rPr>
+          <w:rFonts w:ascii="Times New Roman" w:eastAsia="Times New Roman" w:hAnsi="Times New Roman" w:cs="Times New Roman"/>
+          <w:color w:val="000000"/>
+          <w:sz w:val="28"/>
+          <w:szCs w:val="28"/>
+        </w:rPr>
+      </w:pPr>
+      <w:r>
+        <w:rPr>
+          <w:rFonts w:ascii="Times New Roman" w:eastAsia="Times New Roman" w:hAnsi="Times New Roman" w:cs="Times New Roman"/>
+          <w:color w:val="000000"/>
+          <w:sz w:val="28"/>
+          <w:szCs w:val="28"/>
+        </w:rPr>
+        <w:t>Практика показала умение планировать работу в сжатые сроки и достигать целей.</w:t>
+      </w:r>
+    </w:p>
+    <w:p>
+      <w:pPr>
+        <w:keepNext/>
+        <w:keepLines/>
+        <w:pBdr>
+          <w:top w:val="nil"/>
+          <w:left w:val="nil"/>
+          <w:bottom w:val="nil"/>
+          <w:right w:val="nil"/>
+          <w:between w:val="nil"/>
+        </w:pBdr>
+        <w:spacing w:after="0" w:line="360" w:lineRule="auto"/>
+        <w:rPr>
+          <w:rFonts w:ascii="Times New Roman" w:eastAsia="Times New Roman" w:hAnsi="Times New Roman" w:cs="Times New Roman"/>
           <w:color w:val="000000"/>
           <w:sz w:val="28"/>
           <w:szCs w:val="28"/>
@@ -1047,46 +3319,64 @@
           <w:szCs w:val="28"/>
         </w:rPr>
       </w:pPr>
-      <w:r>
-        <w:rPr>
-          <w:rFonts w:ascii="Times New Roman" w:eastAsia="Times New Roman" w:hAnsi="Times New Roman" w:cs="Times New Roman"/>
-          <w:color w:val="000000"/>
-          <w:sz w:val="28"/>
-          <w:szCs w:val="28"/>
-        </w:rPr>
-        <w:t xml:space="preserve">1. Официальная документация </w:t>
-      </w:r>
-      <w:proofErr w:type="spellStart"/>
-      <w:r>
-        <w:rPr>
-          <w:rFonts w:ascii="Times New Roman" w:eastAsia="Times New Roman" w:hAnsi="Times New Roman" w:cs="Times New Roman"/>
-          <w:color w:val="000000"/>
-          <w:sz w:val="28"/>
-          <w:szCs w:val="28"/>
-        </w:rPr>
-        <w:t>Git</w:t>
-      </w:r>
-      <w:proofErr w:type="spellEnd"/>
-      <w:r>
-        <w:rPr>
-          <w:rFonts w:ascii="Times New Roman" w:eastAsia="Times New Roman" w:hAnsi="Times New Roman" w:cs="Times New Roman"/>
-          <w:color w:val="000000"/>
-          <w:sz w:val="28"/>
-          <w:szCs w:val="28"/>
-        </w:rPr>
-        <w:t xml:space="preserve"> – [</w:t>
-      </w:r>
-      <w:proofErr w:type="gramStart"/>
-      <w:r>
-        <w:rPr>
-          <w:rFonts w:ascii="Times New Roman" w:eastAsia="Times New Roman" w:hAnsi="Times New Roman" w:cs="Times New Roman"/>
-          <w:color w:val="000000"/>
-          <w:sz w:val="28"/>
-          <w:szCs w:val="28"/>
-        </w:rPr>
-        <w:t>https://git-scm.com/book/ru/v2](</w:t>
-      </w:r>
-      <w:proofErr w:type="gramEnd"/>
+    </w:p>
+    <w:p>
+      <w:pPr>
+        <w:keepNext/>
+        <w:keepLines/>
+        <w:pBdr>
+          <w:top w:val="nil"/>
+          <w:left w:val="nil"/>
+          <w:bottom w:val="nil"/>
+          <w:right w:val="nil"/>
+          <w:between w:val="nil"/>
+        </w:pBdr>
+        <w:spacing w:after="0" w:line="360" w:lineRule="auto"/>
+        <w:rPr>
+          <w:rFonts w:ascii="Times New Roman" w:eastAsia="Times New Roman" w:hAnsi="Times New Roman" w:cs="Times New Roman"/>
+          <w:color w:val="000000"/>
+          <w:sz w:val="28"/>
+          <w:szCs w:val="28"/>
+        </w:rPr>
+      </w:pPr>
+      <w:r>
+        <w:rPr>
+          <w:rFonts w:ascii="Times New Roman" w:eastAsia="Times New Roman" w:hAnsi="Times New Roman" w:cs="Times New Roman"/>
+          <w:color w:val="000000"/>
+          <w:sz w:val="28"/>
+          <w:szCs w:val="28"/>
+        </w:rPr>
+        <w:t>СПИСОК ИСПОЛЬЗОВАННОЙ ЛИТЕРАТУРЫ</w:t>
+      </w:r>
+    </w:p>
+    <w:p>
+      <w:pPr>
+        <w:keepNext/>
+        <w:keepLines/>
+        <w:pBdr>
+          <w:top w:val="nil"/>
+          <w:left w:val="nil"/>
+          <w:bottom w:val="nil"/>
+          <w:right w:val="nil"/>
+          <w:between w:val="nil"/>
+        </w:pBdr>
+        <w:spacing w:after="0" w:line="360" w:lineRule="auto"/>
+        <w:rPr>
+          <w:rFonts w:ascii="Times New Roman" w:eastAsia="Times New Roman" w:hAnsi="Times New Roman" w:cs="Times New Roman"/>
+          <w:color w:val="000000"/>
+          <w:sz w:val="28"/>
+          <w:szCs w:val="28"/>
+        </w:rPr>
+      </w:pPr>
+      <w:r>
+        <w:rPr>
+          <w:rFonts w:ascii="Times New Roman" w:eastAsia="Times New Roman" w:hAnsi="Times New Roman" w:cs="Times New Roman"/>
+          <w:color w:val="000000"/>
+          <w:sz w:val="28"/>
+          <w:szCs w:val="28"/>
+        </w:rPr>
+        <w:t>1. Официальная документация Git – [https://git-scm.com/book/ru/v2](</w:t>
+      </w:r>
       <w:r>
         <w:rPr>
           <w:rFonts w:ascii="Times New Roman" w:eastAsia="Times New Roman" w:hAnsi="Times New Roman" w:cs="Times New Roman"/>
@@ -1133,19 +3423,8 @@
           <w:sz w:val="28"/>
           <w:szCs w:val="28"/>
         </w:rPr>
-        <w:t>2. Основы HTML и CSS – [</w:t>
-      </w:r>
-      <w:proofErr w:type="gramStart"/>
-      <w:r>
-        <w:rPr>
-          <w:rFonts w:ascii="Times New Roman" w:eastAsia="Times New Roman" w:hAnsi="Times New Roman" w:cs="Times New Roman"/>
-          <w:color w:val="000000"/>
-          <w:sz w:val="28"/>
-          <w:szCs w:val="28"/>
-        </w:rPr>
-        <w:t>https://developer.mozilla.org/ru/docs/Web](</w:t>
-      </w:r>
-      <w:proofErr w:type="gramEnd"/>
+        <w:t>2. Основы HTML и CSS – [https://developer.mozilla.org/ru/docs/Web](</w:t>
+      </w:r>
       <w:r>
         <w:rPr>
           <w:rFonts w:ascii="Times New Roman" w:eastAsia="Times New Roman" w:hAnsi="Times New Roman" w:cs="Times New Roman"/>
@@ -1192,261 +3471,267 @@
           <w:sz w:val="28"/>
           <w:szCs w:val="28"/>
         </w:rPr>
+        <w:t>3. Уроки по Markdown – [https://ru.hexlet.io/lesson_filters/markdown](</w:t>
+      </w:r>
+      <w:r>
+        <w:rPr>
+          <w:rFonts w:ascii="Times New Roman" w:eastAsia="Times New Roman" w:hAnsi="Times New Roman" w:cs="Times New Roman"/>
+          <w:color w:val="000000"/>
+          <w:sz w:val="28"/>
+          <w:szCs w:val="28"/>
+          <w:u w:val="single"/>
+        </w:rPr>
+        <w:t>https://ru.hexlet.io/lesson_filters/markdown</w:t>
+      </w:r>
+      <w:r>
+        <w:rPr>
+          <w:rFonts w:ascii="Times New Roman" w:eastAsia="Times New Roman" w:hAnsi="Times New Roman" w:cs="Times New Roman"/>
+          <w:color w:val="000000"/>
+          <w:sz w:val="28"/>
+          <w:szCs w:val="28"/>
+        </w:rPr>
+        <w:t>)  </w:t>
+      </w:r>
+    </w:p>
+    <w:p>
+      <w:pPr>
+        <w:keepNext/>
+        <w:keepLines/>
+        <w:pBdr>
+          <w:top w:val="nil"/>
+          <w:left w:val="nil"/>
+          <w:bottom w:val="nil"/>
+          <w:right w:val="nil"/>
+          <w:between w:val="nil"/>
+        </w:pBdr>
+        <w:spacing w:after="0" w:line="360" w:lineRule="auto"/>
+        <w:rPr>
+          <w:rFonts w:ascii="Times New Roman" w:eastAsia="Times New Roman" w:hAnsi="Times New Roman" w:cs="Times New Roman"/>
+          <w:color w:val="000000"/>
+          <w:sz w:val="28"/>
+          <w:szCs w:val="28"/>
+        </w:rPr>
+      </w:pPr>
+      <w:r>
+        <w:rPr>
+          <w:rFonts w:ascii="Times New Roman" w:eastAsia="Times New Roman" w:hAnsi="Times New Roman" w:cs="Times New Roman"/>
+          <w:color w:val="000000"/>
+          <w:sz w:val="28"/>
+          <w:szCs w:val="28"/>
+        </w:rPr>
+        <w:t>4. Руководство по созданию блокировщика рекламы – [https://github.com/codecrafters-io/build-your-own-x](</w:t>
+      </w:r>
+      <w:r>
+        <w:rPr>
+          <w:rFonts w:ascii="Times New Roman" w:eastAsia="Times New Roman" w:hAnsi="Times New Roman" w:cs="Times New Roman"/>
+          <w:color w:val="000000"/>
+          <w:sz w:val="28"/>
+          <w:szCs w:val="28"/>
+          <w:u w:val="single"/>
+        </w:rPr>
+        <w:t>https://github.com/codecrafters-io/build-your-own-x</w:t>
+      </w:r>
+      <w:r>
+        <w:rPr>
+          <w:rFonts w:ascii="Times New Roman" w:eastAsia="Times New Roman" w:hAnsi="Times New Roman" w:cs="Times New Roman"/>
+          <w:color w:val="000000"/>
+          <w:sz w:val="28"/>
+          <w:szCs w:val="28"/>
+        </w:rPr>
+        <w:t>)  </w:t>
+      </w:r>
+    </w:p>
+    <w:p>
+      <w:pPr>
+        <w:keepNext/>
+        <w:keepLines/>
+        <w:pBdr>
+          <w:top w:val="nil"/>
+          <w:left w:val="nil"/>
+          <w:bottom w:val="nil"/>
+          <w:right w:val="nil"/>
+          <w:between w:val="nil"/>
+        </w:pBdr>
+        <w:spacing w:after="0" w:line="360" w:lineRule="auto"/>
+        <w:rPr>
+          <w:rFonts w:ascii="Times New Roman" w:eastAsia="Times New Roman" w:hAnsi="Times New Roman" w:cs="Times New Roman"/>
+          <w:color w:val="000000"/>
+          <w:sz w:val="28"/>
+          <w:szCs w:val="28"/>
+        </w:rPr>
+      </w:pPr>
+      <w:r>
+        <w:rPr>
+          <w:rFonts w:ascii="Times New Roman" w:eastAsia="Times New Roman" w:hAnsi="Times New Roman" w:cs="Times New Roman"/>
+          <w:color w:val="000000"/>
+          <w:sz w:val="28"/>
+          <w:szCs w:val="28"/>
+        </w:rPr>
+        <w:t>5. Видео-лекция «Современная веб-разработка» (митап ООО «ИТ-Решения», 27.05.2025)  </w:t>
+      </w:r>
+    </w:p>
+    <w:p>
+      <w:pPr>
+        <w:keepNext/>
+        <w:keepLines/>
+        <w:pBdr>
+          <w:top w:val="nil"/>
+          <w:left w:val="nil"/>
+          <w:bottom w:val="nil"/>
+          <w:right w:val="nil"/>
+          <w:between w:val="nil"/>
+        </w:pBdr>
+        <w:spacing w:after="0" w:line="360" w:lineRule="auto"/>
+        <w:rPr>
+          <w:rFonts w:ascii="Times New Roman" w:eastAsia="Times New Roman" w:hAnsi="Times New Roman" w:cs="Times New Roman"/>
+          <w:color w:val="000000"/>
+          <w:sz w:val="28"/>
+          <w:szCs w:val="28"/>
+        </w:rPr>
+      </w:pPr>
+    </w:p>
+    <w:p>
+      <w:pPr>
+        <w:keepNext/>
+        <w:keepLines/>
+        <w:pBdr>
+          <w:top w:val="nil"/>
+          <w:left w:val="nil"/>
+          <w:bottom w:val="nil"/>
+          <w:right w:val="nil"/>
+          <w:between w:val="nil"/>
+        </w:pBdr>
+        <w:spacing w:after="0" w:line="360" w:lineRule="auto"/>
+        <w:rPr>
+          <w:rFonts w:ascii="Times New Roman" w:eastAsia="Times New Roman" w:hAnsi="Times New Roman" w:cs="Times New Roman"/>
+          <w:color w:val="000000"/>
+          <w:sz w:val="28"/>
+          <w:szCs w:val="28"/>
+        </w:rPr>
+      </w:pPr>
+    </w:p>
+    <w:p>
+      <w:pPr>
+        <w:keepNext/>
+        <w:keepLines/>
+        <w:pBdr>
+          <w:top w:val="nil"/>
+          <w:left w:val="nil"/>
+          <w:bottom w:val="nil"/>
+          <w:right w:val="nil"/>
+          <w:between w:val="nil"/>
+        </w:pBdr>
+        <w:spacing w:after="0" w:line="360" w:lineRule="auto"/>
+        <w:rPr>
+          <w:rFonts w:ascii="Times New Roman" w:eastAsia="Times New Roman" w:hAnsi="Times New Roman" w:cs="Times New Roman"/>
+          <w:color w:val="000000"/>
+          <w:sz w:val="28"/>
+          <w:szCs w:val="28"/>
+        </w:rPr>
+      </w:pPr>
+      <w:r>
+        <w:rPr>
+          <w:rFonts w:ascii="Times New Roman" w:eastAsia="Times New Roman" w:hAnsi="Times New Roman" w:cs="Times New Roman"/>
+          <w:color w:val="000000"/>
+          <w:sz w:val="28"/>
+          <w:szCs w:val="28"/>
+        </w:rPr>
+        <w:t>ПРИЛОЖЕНИЯ</w:t>
+      </w:r>
+      <w:r>
+        <w:rPr>
+          <w:rFonts w:ascii="Times New Roman" w:eastAsia="Times New Roman" w:hAnsi="Times New Roman" w:cs="Times New Roman"/>
+          <w:color w:val="000000"/>
+          <w:sz w:val="28"/>
+          <w:szCs w:val="28"/>
+        </w:rPr>
+        <w:t xml:space="preserve"> </w:t>
+      </w:r>
+    </w:p>
+    <w:p>
+      <w:pPr>
+        <w:keepNext/>
+        <w:keepLines/>
+        <w:pBdr>
+          <w:top w:val="nil"/>
+          <w:left w:val="nil"/>
+          <w:bottom w:val="nil"/>
+          <w:right w:val="nil"/>
+          <w:between w:val="nil"/>
+        </w:pBdr>
+        <w:spacing w:after="0" w:line="360" w:lineRule="auto"/>
+        <w:rPr>
+          <w:rFonts w:ascii="Times New Roman" w:eastAsia="Times New Roman" w:hAnsi="Times New Roman" w:cs="Times New Roman"/>
+          <w:color w:val="000000"/>
+          <w:sz w:val="28"/>
+          <w:szCs w:val="28"/>
+        </w:rPr>
+      </w:pPr>
+      <w:r>
+        <w:rPr>
+          <w:rFonts w:ascii="Times New Roman" w:eastAsia="Times New Roman" w:hAnsi="Times New Roman" w:cs="Times New Roman"/>
+          <w:color w:val="000000"/>
+          <w:sz w:val="28"/>
+          <w:szCs w:val="28"/>
+        </w:rPr>
+        <w:t>Скриншоты страницы сайта</w:t>
+      </w:r>
+      <w:r>
+        <w:rPr>
+          <w:rFonts w:ascii="Times New Roman" w:eastAsia="Times New Roman" w:hAnsi="Times New Roman" w:cs="Times New Roman"/>
+          <w:color w:val="000000"/>
+          <w:sz w:val="28"/>
+          <w:szCs w:val="28"/>
+        </w:rPr>
+        <w:t xml:space="preserve">, блокировщика рекламы, </w:t>
+      </w:r>
+      <w:r>
+        <w:rPr>
+          <w:rFonts w:ascii="Times New Roman" w:eastAsia="Times New Roman" w:hAnsi="Times New Roman" w:cs="Times New Roman"/>
+          <w:color w:val="000000"/>
+          <w:sz w:val="28"/>
+          <w:szCs w:val="28"/>
+        </w:rPr>
+        <w:t>фото с мероприятия</w:t>
+      </w:r>
+      <w:r>
+        <w:rPr>
+          <w:rFonts w:ascii="Times New Roman" w:eastAsia="Times New Roman" w:hAnsi="Times New Roman" w:cs="Times New Roman"/>
+          <w:color w:val="000000"/>
+          <w:sz w:val="28"/>
+          <w:szCs w:val="28"/>
+        </w:rPr>
+        <w:t xml:space="preserve">: </w:t>
+      </w:r>
+    </w:p>
+    <w:p>
+      <w:pPr>
+        <w:keepNext/>
+        <w:keepLines/>
+        <w:pBdr>
+          <w:top w:val="nil"/>
+          <w:left w:val="nil"/>
+          <w:bottom w:val="nil"/>
+          <w:right w:val="nil"/>
+          <w:between w:val="nil"/>
+        </w:pBdr>
+        <w:spacing w:after="0" w:line="360" w:lineRule="auto"/>
+        <w:rPr>
+          <w:rFonts w:ascii="Times New Roman" w:eastAsia="Times New Roman" w:hAnsi="Times New Roman" w:cs="Times New Roman"/>
+          <w:color w:val="000000"/>
+          <w:sz w:val="28"/>
+          <w:szCs w:val="28"/>
+        </w:rPr>
+      </w:pPr>
+      <w:r>
+        <w:rPr>
+          <w:rFonts w:ascii="Times New Roman" w:eastAsia="Times New Roman" w:hAnsi="Times New Roman" w:cs="Times New Roman"/>
+          <w:noProof/>
+          <w:color w:val="000000"/>
+          <w:sz w:val="28"/>
+          <w:szCs w:val="28"/>
+        </w:rPr>
         <w:lastRenderedPageBreak/>
-        <w:t xml:space="preserve">3. Уроки по </w:t>
-      </w:r>
-      <w:proofErr w:type="spellStart"/>
-      <w:r>
-        <w:rPr>
-          <w:rFonts w:ascii="Times New Roman" w:eastAsia="Times New Roman" w:hAnsi="Times New Roman" w:cs="Times New Roman"/>
-          <w:color w:val="000000"/>
-          <w:sz w:val="28"/>
-          <w:szCs w:val="28"/>
-        </w:rPr>
-        <w:t>Markdown</w:t>
-      </w:r>
-      <w:proofErr w:type="spellEnd"/>
-      <w:r>
-        <w:rPr>
-          <w:rFonts w:ascii="Times New Roman" w:eastAsia="Times New Roman" w:hAnsi="Times New Roman" w:cs="Times New Roman"/>
-          <w:color w:val="000000"/>
-          <w:sz w:val="28"/>
-          <w:szCs w:val="28"/>
-        </w:rPr>
-        <w:t xml:space="preserve"> – [</w:t>
-      </w:r>
-      <w:proofErr w:type="gramStart"/>
-      <w:r>
-        <w:rPr>
-          <w:rFonts w:ascii="Times New Roman" w:eastAsia="Times New Roman" w:hAnsi="Times New Roman" w:cs="Times New Roman"/>
-          <w:color w:val="000000"/>
-          <w:sz w:val="28"/>
-          <w:szCs w:val="28"/>
-        </w:rPr>
-        <w:t>https://ru.hexlet.io/lesson_filters/markdown](</w:t>
-      </w:r>
-      <w:proofErr w:type="gramEnd"/>
-      <w:r>
-        <w:rPr>
-          <w:rFonts w:ascii="Times New Roman" w:eastAsia="Times New Roman" w:hAnsi="Times New Roman" w:cs="Times New Roman"/>
-          <w:color w:val="000000"/>
-          <w:sz w:val="28"/>
-          <w:szCs w:val="28"/>
-          <w:u w:val="single"/>
-        </w:rPr>
-        <w:t>https://ru.hexlet.io/lesson_filters/markdown</w:t>
-      </w:r>
-      <w:r>
-        <w:rPr>
-          <w:rFonts w:ascii="Times New Roman" w:eastAsia="Times New Roman" w:hAnsi="Times New Roman" w:cs="Times New Roman"/>
-          <w:color w:val="000000"/>
-          <w:sz w:val="28"/>
-          <w:szCs w:val="28"/>
-        </w:rPr>
-        <w:t>)  </w:t>
-      </w:r>
-    </w:p>
-    <w:p>
-      <w:pPr>
-        <w:keepNext/>
-        <w:keepLines/>
-        <w:pBdr>
-          <w:top w:val="nil"/>
-          <w:left w:val="nil"/>
-          <w:bottom w:val="nil"/>
-          <w:right w:val="nil"/>
-          <w:between w:val="nil"/>
-        </w:pBdr>
-        <w:spacing w:after="0" w:line="360" w:lineRule="auto"/>
-        <w:rPr>
-          <w:rFonts w:ascii="Times New Roman" w:eastAsia="Times New Roman" w:hAnsi="Times New Roman" w:cs="Times New Roman"/>
-          <w:color w:val="000000"/>
-          <w:sz w:val="28"/>
-          <w:szCs w:val="28"/>
-        </w:rPr>
-      </w:pPr>
-      <w:r>
-        <w:rPr>
-          <w:rFonts w:ascii="Times New Roman" w:eastAsia="Times New Roman" w:hAnsi="Times New Roman" w:cs="Times New Roman"/>
-          <w:color w:val="000000"/>
-          <w:sz w:val="28"/>
-          <w:szCs w:val="28"/>
-        </w:rPr>
-        <w:t>4. Руководство по созданию блокировщика рекламы – [</w:t>
-      </w:r>
-      <w:proofErr w:type="gramStart"/>
-      <w:r>
-        <w:rPr>
-          <w:rFonts w:ascii="Times New Roman" w:eastAsia="Times New Roman" w:hAnsi="Times New Roman" w:cs="Times New Roman"/>
-          <w:color w:val="000000"/>
-          <w:sz w:val="28"/>
-          <w:szCs w:val="28"/>
-        </w:rPr>
-        <w:t>https://github.com/codecrafters-io/build-your-own-x](</w:t>
-      </w:r>
-      <w:proofErr w:type="gramEnd"/>
-      <w:r>
-        <w:rPr>
-          <w:rFonts w:ascii="Times New Roman" w:eastAsia="Times New Roman" w:hAnsi="Times New Roman" w:cs="Times New Roman"/>
-          <w:color w:val="000000"/>
-          <w:sz w:val="28"/>
-          <w:szCs w:val="28"/>
-          <w:u w:val="single"/>
-        </w:rPr>
-        <w:t>https://github.com/codecrafters-io/build-your-own-x</w:t>
-      </w:r>
-      <w:r>
-        <w:rPr>
-          <w:rFonts w:ascii="Times New Roman" w:eastAsia="Times New Roman" w:hAnsi="Times New Roman" w:cs="Times New Roman"/>
-          <w:color w:val="000000"/>
-          <w:sz w:val="28"/>
-          <w:szCs w:val="28"/>
-        </w:rPr>
-        <w:t>)  </w:t>
-      </w:r>
-    </w:p>
-    <w:p>
-      <w:pPr>
-        <w:keepNext/>
-        <w:keepLines/>
-        <w:pBdr>
-          <w:top w:val="nil"/>
-          <w:left w:val="nil"/>
-          <w:bottom w:val="nil"/>
-          <w:right w:val="nil"/>
-          <w:between w:val="nil"/>
-        </w:pBdr>
-        <w:spacing w:after="0" w:line="360" w:lineRule="auto"/>
-        <w:rPr>
-          <w:rFonts w:ascii="Times New Roman" w:eastAsia="Times New Roman" w:hAnsi="Times New Roman" w:cs="Times New Roman"/>
-          <w:color w:val="000000"/>
-          <w:sz w:val="28"/>
-          <w:szCs w:val="28"/>
-        </w:rPr>
-      </w:pPr>
-      <w:r>
-        <w:rPr>
-          <w:rFonts w:ascii="Times New Roman" w:eastAsia="Times New Roman" w:hAnsi="Times New Roman" w:cs="Times New Roman"/>
-          <w:color w:val="000000"/>
-          <w:sz w:val="28"/>
-          <w:szCs w:val="28"/>
-        </w:rPr>
-        <w:t>5. Видео-лекция «Современная веб-разработка» (митап ООО «ИТ-Решения», 27.05.2025)  </w:t>
-      </w:r>
-    </w:p>
-    <w:p>
-      <w:pPr>
-        <w:keepNext/>
-        <w:keepLines/>
-        <w:pBdr>
-          <w:top w:val="nil"/>
-          <w:left w:val="nil"/>
-          <w:bottom w:val="nil"/>
-          <w:right w:val="nil"/>
-          <w:between w:val="nil"/>
-        </w:pBdr>
-        <w:spacing w:after="0" w:line="360" w:lineRule="auto"/>
-        <w:rPr>
-          <w:rFonts w:ascii="Times New Roman" w:eastAsia="Times New Roman" w:hAnsi="Times New Roman" w:cs="Times New Roman"/>
-          <w:color w:val="000000"/>
-          <w:sz w:val="28"/>
-          <w:szCs w:val="28"/>
-        </w:rPr>
-      </w:pPr>
-    </w:p>
-    <w:p>
-      <w:pPr>
-        <w:keepNext/>
-        <w:keepLines/>
-        <w:pBdr>
-          <w:top w:val="nil"/>
-          <w:left w:val="nil"/>
-          <w:bottom w:val="nil"/>
-          <w:right w:val="nil"/>
-          <w:between w:val="nil"/>
-        </w:pBdr>
-        <w:spacing w:after="0" w:line="360" w:lineRule="auto"/>
-        <w:rPr>
-          <w:rFonts w:ascii="Times New Roman" w:eastAsia="Times New Roman" w:hAnsi="Times New Roman" w:cs="Times New Roman"/>
-          <w:color w:val="000000"/>
-          <w:sz w:val="28"/>
-          <w:szCs w:val="28"/>
-        </w:rPr>
-      </w:pPr>
-      <w:r>
-        <w:rPr>
-          <w:rFonts w:ascii="Times New Roman" w:eastAsia="Times New Roman" w:hAnsi="Times New Roman" w:cs="Times New Roman"/>
-          <w:color w:val="000000"/>
-          <w:sz w:val="28"/>
-          <w:szCs w:val="28"/>
-        </w:rPr>
-        <w:t>ПРИЛОЖЕНИЯ</w:t>
-      </w:r>
-      <w:r>
-        <w:rPr>
-          <w:rFonts w:ascii="Times New Roman" w:eastAsia="Times New Roman" w:hAnsi="Times New Roman" w:cs="Times New Roman"/>
-          <w:color w:val="000000"/>
-          <w:sz w:val="28"/>
-          <w:szCs w:val="28"/>
-        </w:rPr>
-        <w:t xml:space="preserve"> </w:t>
-      </w:r>
-    </w:p>
-    <w:p>
-      <w:pPr>
-        <w:keepNext/>
-        <w:keepLines/>
-        <w:pBdr>
-          <w:top w:val="nil"/>
-          <w:left w:val="nil"/>
-          <w:bottom w:val="nil"/>
-          <w:right w:val="nil"/>
-          <w:between w:val="nil"/>
-        </w:pBdr>
-        <w:spacing w:after="0" w:line="360" w:lineRule="auto"/>
-        <w:rPr>
-          <w:rFonts w:ascii="Times New Roman" w:eastAsia="Times New Roman" w:hAnsi="Times New Roman" w:cs="Times New Roman"/>
-          <w:color w:val="000000"/>
-          <w:sz w:val="28"/>
-          <w:szCs w:val="28"/>
-        </w:rPr>
-      </w:pPr>
-      <w:r>
-        <w:rPr>
-          <w:rFonts w:ascii="Times New Roman" w:eastAsia="Times New Roman" w:hAnsi="Times New Roman" w:cs="Times New Roman"/>
-          <w:color w:val="000000"/>
-          <w:sz w:val="28"/>
-          <w:szCs w:val="28"/>
-        </w:rPr>
-        <w:t xml:space="preserve">Скриншоты страницы сайта: </w:t>
-      </w:r>
-    </w:p>
-    <w:p>
-      <w:pPr>
-        <w:keepNext/>
-        <w:keepLines/>
-        <w:pBdr>
-          <w:top w:val="nil"/>
-          <w:left w:val="nil"/>
-          <w:bottom w:val="nil"/>
-          <w:right w:val="nil"/>
-          <w:between w:val="nil"/>
-        </w:pBdr>
-        <w:spacing w:after="0" w:line="360" w:lineRule="auto"/>
-        <w:rPr>
-          <w:rFonts w:ascii="Times New Roman" w:eastAsia="Times New Roman" w:hAnsi="Times New Roman" w:cs="Times New Roman"/>
-          <w:color w:val="000000"/>
-          <w:sz w:val="28"/>
-          <w:szCs w:val="28"/>
-        </w:rPr>
-      </w:pPr>
-      <w:r>
-        <w:rPr>
-          <w:rFonts w:ascii="Times New Roman" w:eastAsia="Times New Roman" w:hAnsi="Times New Roman" w:cs="Times New Roman"/>
-          <w:color w:val="000000"/>
-          <w:sz w:val="28"/>
-          <w:szCs w:val="28"/>
-        </w:rPr>
         <w:drawing>
           <wp:inline distT="0" distB="0" distL="0" distR="0" wp14:anchorId="4F28B210" wp14:editId="6DEC15FD">
             <wp:extent cx="5160010" cy="2431788"/>
@@ -1526,6 +3811,7 @@
       <w:r>
         <w:rPr>
           <w:rFonts w:ascii="Times New Roman" w:eastAsia="Times New Roman" w:hAnsi="Times New Roman" w:cs="Times New Roman"/>
+          <w:noProof/>
           <w:color w:val="000000"/>
           <w:sz w:val="28"/>
           <w:szCs w:val="28"/>
@@ -1609,11 +3895,11 @@
       <w:r>
         <w:rPr>
           <w:rFonts w:ascii="Times New Roman" w:eastAsia="Times New Roman" w:hAnsi="Times New Roman" w:cs="Times New Roman"/>
-          <w:color w:val="000000"/>
-          <w:sz w:val="28"/>
-          <w:szCs w:val="28"/>
-        </w:rPr>
-        <w:lastRenderedPageBreak/>
+          <w:noProof/>
+          <w:color w:val="000000"/>
+          <w:sz w:val="28"/>
+          <w:szCs w:val="28"/>
+        </w:rPr>
         <w:drawing>
           <wp:inline distT="0" distB="0" distL="0" distR="0" wp14:anchorId="2F63519D" wp14:editId="3E5B1F43">
             <wp:extent cx="5251715" cy="2296633"/>
@@ -1670,6 +3956,88 @@
           <w:szCs w:val="28"/>
         </w:rPr>
       </w:pPr>
+      <w:r>
+        <w:rPr>
+          <w:noProof/>
+        </w:rPr>
+        <w:lastRenderedPageBreak/>
+        <w:drawing>
+          <wp:inline distT="0" distB="0" distL="0" distR="0" wp14:anchorId="5328CA12" wp14:editId="29F5AE66">
+            <wp:extent cx="3441829" cy="6877050"/>
+            <wp:effectExtent l="0" t="0" r="6350" b="0"/>
+            <wp:docPr id="1" name="Рисунок 1"/>
+            <wp:cNvGraphicFramePr>
+              <a:graphicFrameLocks xmlns:a="http://schemas.openxmlformats.org/drawingml/2006/main" noChangeAspect="1"/>
+            </wp:cNvGraphicFramePr>
+            <a:graphic xmlns:a="http://schemas.openxmlformats.org/drawingml/2006/main">
+              <a:graphicData uri="http://schemas.openxmlformats.org/drawingml/2006/picture">
+                <pic:pic xmlns:pic="http://schemas.openxmlformats.org/drawingml/2006/picture">
+                  <pic:nvPicPr>
+                    <pic:cNvPr id="1" name=""/>
+                    <pic:cNvPicPr/>
+                  </pic:nvPicPr>
+                  <pic:blipFill>
+                    <a:blip r:embed="rId10"/>
+                    <a:stretch>
+                      <a:fillRect/>
+                    </a:stretch>
+                  </pic:blipFill>
+                  <pic:spPr>
+                    <a:xfrm>
+                      <a:off x="0" y="0"/>
+                      <a:ext cx="3448654" cy="6890687"/>
+                    </a:xfrm>
+                    <a:prstGeom prst="rect">
+                      <a:avLst/>
+                    </a:prstGeom>
+                  </pic:spPr>
+                </pic:pic>
+              </a:graphicData>
+            </a:graphic>
+          </wp:inline>
+        </w:drawing>
+      </w:r>
+      <w:r>
+        <w:rPr>
+          <w:noProof/>
+        </w:rPr>
+        <w:lastRenderedPageBreak/>
+        <w:drawing>
+          <wp:inline distT="0" distB="0" distL="0" distR="0" wp14:anchorId="531B14C3" wp14:editId="50F853FB">
+            <wp:extent cx="3190875" cy="4254393"/>
+            <wp:effectExtent l="0" t="0" r="0" b="0"/>
+            <wp:docPr id="2" name="Рисунок 2"/>
+            <wp:cNvGraphicFramePr>
+              <a:graphicFrameLocks xmlns:a="http://schemas.openxmlformats.org/drawingml/2006/main" noChangeAspect="1"/>
+            </wp:cNvGraphicFramePr>
+            <a:graphic xmlns:a="http://schemas.openxmlformats.org/drawingml/2006/main">
+              <a:graphicData uri="http://schemas.openxmlformats.org/drawingml/2006/picture">
+                <pic:pic xmlns:pic="http://schemas.openxmlformats.org/drawingml/2006/picture">
+                  <pic:nvPicPr>
+                    <pic:cNvPr id="1" name=""/>
+                    <pic:cNvPicPr/>
+                  </pic:nvPicPr>
+                  <pic:blipFill>
+                    <a:blip r:embed="rId11"/>
+                    <a:stretch>
+                      <a:fillRect/>
+                    </a:stretch>
+                  </pic:blipFill>
+                  <pic:spPr>
+                    <a:xfrm>
+                      <a:off x="0" y="0"/>
+                      <a:ext cx="3193372" cy="4257722"/>
+                    </a:xfrm>
+                    <a:prstGeom prst="rect">
+                      <a:avLst/>
+                    </a:prstGeom>
+                  </pic:spPr>
+                </pic:pic>
+              </a:graphicData>
+            </a:graphic>
+          </wp:inline>
+        </w:drawing>
+      </w:r>
     </w:p>
     <w:p>
       <w:pPr>
@@ -1732,7 +4100,7 @@
       </w:pPr>
     </w:p>
     <w:sectPr>
-      <w:footerReference w:type="default" r:id="rId10"/>
+      <w:footerReference w:type="default" r:id="rId12"/>
       <w:pgSz w:w="11906" w:h="16838"/>
       <w:pgMar w:top="1134" w:right="850" w:bottom="1134" w:left="1134" w:header="708" w:footer="708" w:gutter="0"/>
       <w:pgNumType w:start="1"/>
@@ -1744,7 +4112,7 @@
 </file>
 
 <file path=word/endnotes.xml><?xml version="1.0" encoding="utf-8"?>
-<w:endnotes xmlns:wpc="http://schemas.microsoft.com/office/word/2010/wordprocessingCanvas" xmlns:cx="http://schemas.microsoft.com/office/drawing/2014/chartex" xmlns:cx1="http://schemas.microsoft.com/office/drawing/2015/9/8/chartex" xmlns:cx2="http://schemas.microsoft.com/office/drawing/2015/10/21/chartex" xmlns:cx3="http://schemas.microsoft.com/office/drawing/2016/5/9/chartex" xmlns:cx4="http://schemas.microsoft.com/office/drawing/2016/5/10/chartex" xmlns:cx5="http://schemas.microsoft.com/office/drawing/2016/5/11/chartex" xmlns:cx6="http://schemas.microsoft.com/office/drawing/2016/5/12/chartex" xmlns:cx7="http://schemas.microsoft.com/office/drawing/2016/5/13/chartex" xmlns:cx8="http://schemas.microsoft.com/office/drawing/2016/5/14/chartex" xmlns:mc="http://schemas.openxmlformats.org/markup-compatibility/2006" xmlns:aink="http://schemas.microsoft.com/office/drawing/2016/ink" xmlns:am3d="http://schemas.microsoft.com/office/drawing/2017/model3d" xmlns:o="urn:schemas-microsoft-com:office:office" xmlns:oel="http://schemas.microsoft.com/office/2019/extlst" xmlns:r="http://schemas.openxmlformats.org/officeDocument/2006/relationships" xmlns:m="http://schemas.openxmlformats.org/officeDocument/2006/math" xmlns:v="urn:schemas-microsoft-com:vml" xmlns:wp14="http://schemas.microsoft.com/office/word/2010/wordprocessingDrawing" xmlns:wp="http://schemas.openxmlformats.org/drawingml/2006/wordprocessingDrawing" xmlns:w10="urn:schemas-microsoft-com:office:word" xmlns:w="http://schemas.openxmlformats.org/wordprocessingml/2006/main" xmlns:w14="http://schemas.microsoft.com/office/word/2010/wordml" xmlns:w15="http://schemas.microsoft.com/office/word/2012/wordml" xmlns:w16cex="http://schemas.microsoft.com/office/word/2018/wordml/cex" xmlns:w16cid="http://schemas.microsoft.com/office/word/2016/wordml/cid" xmlns:w16="http://schemas.microsoft.com/office/word/2018/wordml" xmlns:w16du="http://schemas.microsoft.com/office/word/2023/wordml/word16du" xmlns:w16sdtdh="http://schemas.microsoft.com/office/word/2020/wordml/sdtdatahash" xmlns:w16sdtfl="http://schemas.microsoft.com/office/word/2024/wordml/sdtformatlock" xmlns:w16se="http://schemas.microsoft.com/office/word/2015/wordml/symex" xmlns:wpg="http://schemas.microsoft.com/office/word/2010/wordprocessingGroup" xmlns:wpi="http://schemas.microsoft.com/office/word/2010/wordprocessingInk" xmlns:wne="http://schemas.microsoft.com/office/word/2006/wordml" xmlns:wps="http://schemas.microsoft.com/office/word/2010/wordprocessingShape" mc:Ignorable="w14 w15 w16se w16cid w16 w16cex w16sdtdh w16sdtfl w16du wp14">
+<w:endnotes xmlns:wpc="http://schemas.microsoft.com/office/word/2010/wordprocessingCanvas" xmlns:cx="http://schemas.microsoft.com/office/drawing/2014/chartex" xmlns:cx1="http://schemas.microsoft.com/office/drawing/2015/9/8/chartex" xmlns:cx2="http://schemas.microsoft.com/office/drawing/2015/10/21/chartex" xmlns:cx3="http://schemas.microsoft.com/office/drawing/2016/5/9/chartex" xmlns:cx4="http://schemas.microsoft.com/office/drawing/2016/5/10/chartex" xmlns:cx5="http://schemas.microsoft.com/office/drawing/2016/5/11/chartex" xmlns:cx6="http://schemas.microsoft.com/office/drawing/2016/5/12/chartex" xmlns:cx7="http://schemas.microsoft.com/office/drawing/2016/5/13/chartex" xmlns:cx8="http://schemas.microsoft.com/office/drawing/2016/5/14/chartex" xmlns:mc="http://schemas.openxmlformats.org/markup-compatibility/2006" xmlns:aink="http://schemas.microsoft.com/office/drawing/2016/ink" xmlns:am3d="http://schemas.microsoft.com/office/drawing/2017/model3d" xmlns:o="urn:schemas-microsoft-com:office:office" xmlns:r="http://schemas.openxmlformats.org/officeDocument/2006/relationships" xmlns:m="http://schemas.openxmlformats.org/officeDocument/2006/math" xmlns:v="urn:schemas-microsoft-com:vml" xmlns:wp14="http://schemas.microsoft.com/office/word/2010/wordprocessingDrawing" xmlns:wp="http://schemas.openxmlformats.org/drawingml/2006/wordprocessingDrawing" xmlns:w10="urn:schemas-microsoft-com:office:word" xmlns:w="http://schemas.openxmlformats.org/wordprocessingml/2006/main" xmlns:w14="http://schemas.microsoft.com/office/word/2010/wordml" xmlns:w15="http://schemas.microsoft.com/office/word/2012/wordml" xmlns:w16cex="http://schemas.microsoft.com/office/word/2018/wordml/cex" xmlns:w16cid="http://schemas.microsoft.com/office/word/2016/wordml/cid" xmlns:w16="http://schemas.microsoft.com/office/word/2018/wordml" xmlns:w16sdtdh="http://schemas.microsoft.com/office/word/2020/wordml/sdtdatahash" xmlns:w16se="http://schemas.microsoft.com/office/word/2015/wordml/symex" xmlns:wpg="http://schemas.microsoft.com/office/word/2010/wordprocessingGroup" xmlns:wpi="http://schemas.microsoft.com/office/word/2010/wordprocessingInk" xmlns:wne="http://schemas.microsoft.com/office/word/2006/wordml" xmlns:wps="http://schemas.microsoft.com/office/word/2010/wordprocessingShape" mc:Ignorable="w14 w15 w16se w16cid w16 w16cex w16sdtdh wp14">
   <w:endnote w:type="separator" w:id="-1">
     <w:p>
       <w:pPr>
@@ -1769,7 +4137,7 @@
 </file>
 
 <file path=word/footer1.xml><?xml version="1.0" encoding="utf-8"?>
-<w:ftr xmlns:wpc="http://schemas.microsoft.com/office/word/2010/wordprocessingCanvas" xmlns:cx="http://schemas.microsoft.com/office/drawing/2014/chartex" xmlns:cx1="http://schemas.microsoft.com/office/drawing/2015/9/8/chartex" xmlns:cx2="http://schemas.microsoft.com/office/drawing/2015/10/21/chartex" xmlns:cx3="http://schemas.microsoft.com/office/drawing/2016/5/9/chartex" xmlns:cx4="http://schemas.microsoft.com/office/drawing/2016/5/10/chartex" xmlns:cx5="http://schemas.microsoft.com/office/drawing/2016/5/11/chartex" xmlns:cx6="http://schemas.microsoft.com/office/drawing/2016/5/12/chartex" xmlns:cx7="http://schemas.microsoft.com/office/drawing/2016/5/13/chartex" xmlns:cx8="http://schemas.microsoft.com/office/drawing/2016/5/14/chartex" xmlns:mc="http://schemas.openxmlformats.org/markup-compatibility/2006" xmlns:aink="http://schemas.microsoft.com/office/drawing/2016/ink" xmlns:am3d="http://schemas.microsoft.com/office/drawing/2017/model3d" xmlns:o="urn:schemas-microsoft-com:office:office" xmlns:oel="http://schemas.microsoft.com/office/2019/extlst" xmlns:r="http://schemas.openxmlformats.org/officeDocument/2006/relationships" xmlns:m="http://schemas.openxmlformats.org/officeDocument/2006/math" xmlns:v="urn:schemas-microsoft-com:vml" xmlns:wp14="http://schemas.microsoft.com/office/word/2010/wordprocessingDrawing" xmlns:wp="http://schemas.openxmlformats.org/drawingml/2006/wordprocessingDrawing" xmlns:w10="urn:schemas-microsoft-com:office:word" xmlns:w="http://schemas.openxmlformats.org/wordprocessingml/2006/main" xmlns:w14="http://schemas.microsoft.com/office/word/2010/wordml" xmlns:w15="http://schemas.microsoft.com/office/word/2012/wordml" xmlns:w16cex="http://schemas.microsoft.com/office/word/2018/wordml/cex" xmlns:w16cid="http://schemas.microsoft.com/office/word/2016/wordml/cid" xmlns:w16="http://schemas.microsoft.com/office/word/2018/wordml" xmlns:w16du="http://schemas.microsoft.com/office/word/2023/wordml/word16du" xmlns:w16sdtdh="http://schemas.microsoft.com/office/word/2020/wordml/sdtdatahash" xmlns:w16sdtfl="http://schemas.microsoft.com/office/word/2024/wordml/sdtformatlock" xmlns:w16se="http://schemas.microsoft.com/office/word/2015/wordml/symex" xmlns:wpg="http://schemas.microsoft.com/office/word/2010/wordprocessingGroup" xmlns:wpi="http://schemas.microsoft.com/office/word/2010/wordprocessingInk" xmlns:wne="http://schemas.microsoft.com/office/word/2006/wordml" xmlns:wps="http://schemas.microsoft.com/office/word/2010/wordprocessingShape" mc:Ignorable="w14 w15 w16se w16cid w16 w16cex w16sdtdh w16sdtfl w16du wp14">
+<w:ftr xmlns:wpc="http://schemas.microsoft.com/office/word/2010/wordprocessingCanvas" xmlns:cx="http://schemas.microsoft.com/office/drawing/2014/chartex" xmlns:cx1="http://schemas.microsoft.com/office/drawing/2015/9/8/chartex" xmlns:cx2="http://schemas.microsoft.com/office/drawing/2015/10/21/chartex" xmlns:cx3="http://schemas.microsoft.com/office/drawing/2016/5/9/chartex" xmlns:cx4="http://schemas.microsoft.com/office/drawing/2016/5/10/chartex" xmlns:cx5="http://schemas.microsoft.com/office/drawing/2016/5/11/chartex" xmlns:cx6="http://schemas.microsoft.com/office/drawing/2016/5/12/chartex" xmlns:cx7="http://schemas.microsoft.com/office/drawing/2016/5/13/chartex" xmlns:cx8="http://schemas.microsoft.com/office/drawing/2016/5/14/chartex" xmlns:mc="http://schemas.openxmlformats.org/markup-compatibility/2006" xmlns:aink="http://schemas.microsoft.com/office/drawing/2016/ink" xmlns:am3d="http://schemas.microsoft.com/office/drawing/2017/model3d" xmlns:o="urn:schemas-microsoft-com:office:office" xmlns:r="http://schemas.openxmlformats.org/officeDocument/2006/relationships" xmlns:m="http://schemas.openxmlformats.org/officeDocument/2006/math" xmlns:v="urn:schemas-microsoft-com:vml" xmlns:wp14="http://schemas.microsoft.com/office/word/2010/wordprocessingDrawing" xmlns:wp="http://schemas.openxmlformats.org/drawingml/2006/wordprocessingDrawing" xmlns:w10="urn:schemas-microsoft-com:office:word" xmlns:w="http://schemas.openxmlformats.org/wordprocessingml/2006/main" xmlns:w14="http://schemas.microsoft.com/office/word/2010/wordml" xmlns:w15="http://schemas.microsoft.com/office/word/2012/wordml" xmlns:w16cex="http://schemas.microsoft.com/office/word/2018/wordml/cex" xmlns:w16cid="http://schemas.microsoft.com/office/word/2016/wordml/cid" xmlns:w16="http://schemas.microsoft.com/office/word/2018/wordml" xmlns:w16sdtdh="http://schemas.microsoft.com/office/word/2020/wordml/sdtdatahash" xmlns:w16se="http://schemas.microsoft.com/office/word/2015/wordml/symex" xmlns:wpg="http://schemas.microsoft.com/office/word/2010/wordprocessingGroup" xmlns:wpi="http://schemas.microsoft.com/office/word/2010/wordprocessingInk" xmlns:wne="http://schemas.microsoft.com/office/word/2006/wordml" xmlns:wps="http://schemas.microsoft.com/office/word/2010/wordprocessingShape" mc:Ignorable="w14 w15 w16se w16cid w16 w16cex w16sdtdh wp14">
   <w:p>
     <w:pPr>
       <w:pBdr>
@@ -1813,7 +4181,7 @@
 </file>
 
 <file path=word/footnotes.xml><?xml version="1.0" encoding="utf-8"?>
-<w:footnotes xmlns:wpc="http://schemas.microsoft.com/office/word/2010/wordprocessingCanvas" xmlns:cx="http://schemas.microsoft.com/office/drawing/2014/chartex" xmlns:cx1="http://schemas.microsoft.com/office/drawing/2015/9/8/chartex" xmlns:cx2="http://schemas.microsoft.com/office/drawing/2015/10/21/chartex" xmlns:cx3="http://schemas.microsoft.com/office/drawing/2016/5/9/chartex" xmlns:cx4="http://schemas.microsoft.com/office/drawing/2016/5/10/chartex" xmlns:cx5="http://schemas.microsoft.com/office/drawing/2016/5/11/chartex" xmlns:cx6="http://schemas.microsoft.com/office/drawing/2016/5/12/chartex" xmlns:cx7="http://schemas.microsoft.com/office/drawing/2016/5/13/chartex" xmlns:cx8="http://schemas.microsoft.com/office/drawing/2016/5/14/chartex" xmlns:mc="http://schemas.openxmlformats.org/markup-compatibility/2006" xmlns:aink="http://schemas.microsoft.com/office/drawing/2016/ink" xmlns:am3d="http://schemas.microsoft.com/office/drawing/2017/model3d" xmlns:o="urn:schemas-microsoft-com:office:office" xmlns:oel="http://schemas.microsoft.com/office/2019/extlst" xmlns:r="http://schemas.openxmlformats.org/officeDocument/2006/relationships" xmlns:m="http://schemas.openxmlformats.org/officeDocument/2006/math" xmlns:v="urn:schemas-microsoft-com:vml" xmlns:wp14="http://schemas.microsoft.com/office/word/2010/wordprocessingDrawing" xmlns:wp="http://schemas.openxmlformats.org/drawingml/2006/wordprocessingDrawing" xmlns:w10="urn:schemas-microsoft-com:office:word" xmlns:w="http://schemas.openxmlformats.org/wordprocessingml/2006/main" xmlns:w14="http://schemas.microsoft.com/office/word/2010/wordml" xmlns:w15="http://schemas.microsoft.com/office/word/2012/wordml" xmlns:w16cex="http://schemas.microsoft.com/office/word/2018/wordml/cex" xmlns:w16cid="http://schemas.microsoft.com/office/word/2016/wordml/cid" xmlns:w16="http://schemas.microsoft.com/office/word/2018/wordml" xmlns:w16du="http://schemas.microsoft.com/office/word/2023/wordml/word16du" xmlns:w16sdtdh="http://schemas.microsoft.com/office/word/2020/wordml/sdtdatahash" xmlns:w16sdtfl="http://schemas.microsoft.com/office/word/2024/wordml/sdtformatlock" xmlns:w16se="http://schemas.microsoft.com/office/word/2015/wordml/symex" xmlns:wpg="http://schemas.microsoft.com/office/word/2010/wordprocessingGroup" xmlns:wpi="http://schemas.microsoft.com/office/word/2010/wordprocessingInk" xmlns:wne="http://schemas.microsoft.com/office/word/2006/wordml" xmlns:wps="http://schemas.microsoft.com/office/word/2010/wordprocessingShape" mc:Ignorable="w14 w15 w16se w16cid w16 w16cex w16sdtdh w16sdtfl w16du wp14">
+<w:footnotes xmlns:wpc="http://schemas.microsoft.com/office/word/2010/wordprocessingCanvas" xmlns:cx="http://schemas.microsoft.com/office/drawing/2014/chartex" xmlns:cx1="http://schemas.microsoft.com/office/drawing/2015/9/8/chartex" xmlns:cx2="http://schemas.microsoft.com/office/drawing/2015/10/21/chartex" xmlns:cx3="http://schemas.microsoft.com/office/drawing/2016/5/9/chartex" xmlns:cx4="http://schemas.microsoft.com/office/drawing/2016/5/10/chartex" xmlns:cx5="http://schemas.microsoft.com/office/drawing/2016/5/11/chartex" xmlns:cx6="http://schemas.microsoft.com/office/drawing/2016/5/12/chartex" xmlns:cx7="http://schemas.microsoft.com/office/drawing/2016/5/13/chartex" xmlns:cx8="http://schemas.microsoft.com/office/drawing/2016/5/14/chartex" xmlns:mc="http://schemas.openxmlformats.org/markup-compatibility/2006" xmlns:aink="http://schemas.microsoft.com/office/drawing/2016/ink" xmlns:am3d="http://schemas.microsoft.com/office/drawing/2017/model3d" xmlns:o="urn:schemas-microsoft-com:office:office" xmlns:r="http://schemas.openxmlformats.org/officeDocument/2006/relationships" xmlns:m="http://schemas.openxmlformats.org/officeDocument/2006/math" xmlns:v="urn:schemas-microsoft-com:vml" xmlns:wp14="http://schemas.microsoft.com/office/word/2010/wordprocessingDrawing" xmlns:wp="http://schemas.openxmlformats.org/drawingml/2006/wordprocessingDrawing" xmlns:w10="urn:schemas-microsoft-com:office:word" xmlns:w="http://schemas.openxmlformats.org/wordprocessingml/2006/main" xmlns:w14="http://schemas.microsoft.com/office/word/2010/wordml" xmlns:w15="http://schemas.microsoft.com/office/word/2012/wordml" xmlns:w16cex="http://schemas.microsoft.com/office/word/2018/wordml/cex" xmlns:w16cid="http://schemas.microsoft.com/office/word/2016/wordml/cid" xmlns:w16="http://schemas.microsoft.com/office/word/2018/wordml" xmlns:w16sdtdh="http://schemas.microsoft.com/office/word/2020/wordml/sdtdatahash" xmlns:w16se="http://schemas.microsoft.com/office/word/2015/wordml/symex" xmlns:wpg="http://schemas.microsoft.com/office/word/2010/wordprocessingGroup" xmlns:wpi="http://schemas.microsoft.com/office/word/2010/wordprocessingInk" xmlns:wne="http://schemas.microsoft.com/office/word/2006/wordml" xmlns:wps="http://schemas.microsoft.com/office/word/2010/wordprocessingShape" mc:Ignorable="w14 w15 w16se w16cid w16 w16cex w16sdtdh wp14">
   <w:footnote w:type="separator" w:id="-1">
     <w:p>
       <w:pPr>
@@ -1838,7 +4206,7 @@
 </file>
 
 <file path=word/numbering.xml><?xml version="1.0" encoding="utf-8"?>
-<w:numbering xmlns:wpc="http://schemas.microsoft.com/office/word/2010/wordprocessingCanvas" xmlns:cx="http://schemas.microsoft.com/office/drawing/2014/chartex" xmlns:cx1="http://schemas.microsoft.com/office/drawing/2015/9/8/chartex" xmlns:cx2="http://schemas.microsoft.com/office/drawing/2015/10/21/chartex" xmlns:cx3="http://schemas.microsoft.com/office/drawing/2016/5/9/chartex" xmlns:cx4="http://schemas.microsoft.com/office/drawing/2016/5/10/chartex" xmlns:cx5="http://schemas.microsoft.com/office/drawing/2016/5/11/chartex" xmlns:cx6="http://schemas.microsoft.com/office/drawing/2016/5/12/chartex" xmlns:cx7="http://schemas.microsoft.com/office/drawing/2016/5/13/chartex" xmlns:cx8="http://schemas.microsoft.com/office/drawing/2016/5/14/chartex" xmlns:mc="http://schemas.openxmlformats.org/markup-compatibility/2006" xmlns:aink="http://schemas.microsoft.com/office/drawing/2016/ink" xmlns:am3d="http://schemas.microsoft.com/office/drawing/2017/model3d" xmlns:o="urn:schemas-microsoft-com:office:office" xmlns:oel="http://schemas.microsoft.com/office/2019/extlst" xmlns:r="http://schemas.openxmlformats.org/officeDocument/2006/relationships" xmlns:m="http://schemas.openxmlformats.org/officeDocument/2006/math" xmlns:v="urn:schemas-microsoft-com:vml" xmlns:wp14="http://schemas.microsoft.com/office/word/2010/wordprocessingDrawing" xmlns:wp="http://schemas.openxmlformats.org/drawingml/2006/wordprocessingDrawing" xmlns:w10="urn:schemas-microsoft-com:office:word" xmlns:w="http://schemas.openxmlformats.org/wordprocessingml/2006/main" xmlns:w14="http://schemas.microsoft.com/office/word/2010/wordml" xmlns:w15="http://schemas.microsoft.com/office/word/2012/wordml" xmlns:w16cex="http://schemas.microsoft.com/office/word/2018/wordml/cex" xmlns:w16cid="http://schemas.microsoft.com/office/word/2016/wordml/cid" xmlns:w16="http://schemas.microsoft.com/office/word/2018/wordml" xmlns:w16du="http://schemas.microsoft.com/office/word/2023/wordml/word16du" xmlns:w16sdtdh="http://schemas.microsoft.com/office/word/2020/wordml/sdtdatahash" xmlns:w16sdtfl="http://schemas.microsoft.com/office/word/2024/wordml/sdtformatlock" xmlns:w16se="http://schemas.microsoft.com/office/word/2015/wordml/symex" xmlns:wpg="http://schemas.microsoft.com/office/word/2010/wordprocessingGroup" xmlns:wpi="http://schemas.microsoft.com/office/word/2010/wordprocessingInk" xmlns:wne="http://schemas.microsoft.com/office/word/2006/wordml" xmlns:wps="http://schemas.microsoft.com/office/word/2010/wordprocessingShape" mc:Ignorable="w14 w15 w16se w16cid w16 w16cex w16sdtdh w16sdtfl w16du wp14">
+<w:numbering xmlns:wpc="http://schemas.microsoft.com/office/word/2010/wordprocessingCanvas" xmlns:cx="http://schemas.microsoft.com/office/drawing/2014/chartex" xmlns:cx1="http://schemas.microsoft.com/office/drawing/2015/9/8/chartex" xmlns:cx2="http://schemas.microsoft.com/office/drawing/2015/10/21/chartex" xmlns:cx3="http://schemas.microsoft.com/office/drawing/2016/5/9/chartex" xmlns:cx4="http://schemas.microsoft.com/office/drawing/2016/5/10/chartex" xmlns:cx5="http://schemas.microsoft.com/office/drawing/2016/5/11/chartex" xmlns:cx6="http://schemas.microsoft.com/office/drawing/2016/5/12/chartex" xmlns:cx7="http://schemas.microsoft.com/office/drawing/2016/5/13/chartex" xmlns:cx8="http://schemas.microsoft.com/office/drawing/2016/5/14/chartex" xmlns:mc="http://schemas.openxmlformats.org/markup-compatibility/2006" xmlns:aink="http://schemas.microsoft.com/office/drawing/2016/ink" xmlns:am3d="http://schemas.microsoft.com/office/drawing/2017/model3d" xmlns:o="urn:schemas-microsoft-com:office:office" xmlns:r="http://schemas.openxmlformats.org/officeDocument/2006/relationships" xmlns:m="http://schemas.openxmlformats.org/officeDocument/2006/math" xmlns:v="urn:schemas-microsoft-com:vml" xmlns:wp14="http://schemas.microsoft.com/office/word/2010/wordprocessingDrawing" xmlns:wp="http://schemas.openxmlformats.org/drawingml/2006/wordprocessingDrawing" xmlns:w10="urn:schemas-microsoft-com:office:word" xmlns:w="http://schemas.openxmlformats.org/wordprocessingml/2006/main" xmlns:w14="http://schemas.microsoft.com/office/word/2010/wordml" xmlns:w15="http://schemas.microsoft.com/office/word/2012/wordml" xmlns:w16cex="http://schemas.microsoft.com/office/word/2018/wordml/cex" xmlns:w16cid="http://schemas.microsoft.com/office/word/2016/wordml/cid" xmlns:w16="http://schemas.microsoft.com/office/word/2018/wordml" xmlns:w16sdtdh="http://schemas.microsoft.com/office/word/2020/wordml/sdtdatahash" xmlns:w16se="http://schemas.microsoft.com/office/word/2015/wordml/symex" xmlns:wpg="http://schemas.microsoft.com/office/word/2010/wordprocessingGroup" xmlns:wpi="http://schemas.microsoft.com/office/word/2010/wordprocessingInk" xmlns:wne="http://schemas.microsoft.com/office/word/2006/wordml" xmlns:wps="http://schemas.microsoft.com/office/word/2010/wordprocessingShape" mc:Ignorable="w14 w15 w16se w16cid w16 w16cex w16sdtdh wp14">
   <w:abstractNum w:abstractNumId="0" w15:restartNumberingAfterBreak="0">
     <w:nsid w:val="0B9747C8"/>
     <w:multiLevelType w:val="multilevel"/>
@@ -4213,77 +6581,77 @@
       </w:rPr>
     </w:lvl>
   </w:abstractNum>
-  <w:num w:numId="1" w16cid:durableId="499733828">
+  <w:num w:numId="1">
     <w:abstractNumId w:val="14"/>
   </w:num>
-  <w:num w:numId="2" w16cid:durableId="2109962797">
+  <w:num w:numId="2">
     <w:abstractNumId w:val="13"/>
   </w:num>
-  <w:num w:numId="3" w16cid:durableId="1269968246">
+  <w:num w:numId="3">
     <w:abstractNumId w:val="20"/>
   </w:num>
-  <w:num w:numId="4" w16cid:durableId="1574196813">
+  <w:num w:numId="4">
     <w:abstractNumId w:val="9"/>
   </w:num>
-  <w:num w:numId="5" w16cid:durableId="1086002071">
+  <w:num w:numId="5">
     <w:abstractNumId w:val="18"/>
   </w:num>
-  <w:num w:numId="6" w16cid:durableId="974487192">
+  <w:num w:numId="6">
     <w:abstractNumId w:val="8"/>
   </w:num>
-  <w:num w:numId="7" w16cid:durableId="580260072">
+  <w:num w:numId="7">
     <w:abstractNumId w:val="0"/>
   </w:num>
-  <w:num w:numId="8" w16cid:durableId="1016661396">
+  <w:num w:numId="8">
     <w:abstractNumId w:val="11"/>
   </w:num>
-  <w:num w:numId="9" w16cid:durableId="2078282116">
+  <w:num w:numId="9">
     <w:abstractNumId w:val="19"/>
   </w:num>
-  <w:num w:numId="10" w16cid:durableId="518859091">
+  <w:num w:numId="10">
     <w:abstractNumId w:val="5"/>
   </w:num>
-  <w:num w:numId="11" w16cid:durableId="106396076">
+  <w:num w:numId="11">
     <w:abstractNumId w:val="21"/>
   </w:num>
-  <w:num w:numId="12" w16cid:durableId="923952449">
+  <w:num w:numId="12">
     <w:abstractNumId w:val="1"/>
   </w:num>
-  <w:num w:numId="13" w16cid:durableId="992953047">
+  <w:num w:numId="13">
     <w:abstractNumId w:val="6"/>
   </w:num>
-  <w:num w:numId="14" w16cid:durableId="1504078649">
+  <w:num w:numId="14">
     <w:abstractNumId w:val="16"/>
   </w:num>
-  <w:num w:numId="15" w16cid:durableId="1525443580">
+  <w:num w:numId="15">
     <w:abstractNumId w:val="2"/>
   </w:num>
-  <w:num w:numId="16" w16cid:durableId="1033574922">
+  <w:num w:numId="16">
     <w:abstractNumId w:val="15"/>
   </w:num>
-  <w:num w:numId="17" w16cid:durableId="1864316343">
+  <w:num w:numId="17">
     <w:abstractNumId w:val="7"/>
   </w:num>
-  <w:num w:numId="18" w16cid:durableId="185490108">
+  <w:num w:numId="18">
     <w:abstractNumId w:val="12"/>
   </w:num>
-  <w:num w:numId="19" w16cid:durableId="604656009">
+  <w:num w:numId="19">
     <w:abstractNumId w:val="3"/>
   </w:num>
-  <w:num w:numId="20" w16cid:durableId="1419669601">
+  <w:num w:numId="20">
     <w:abstractNumId w:val="17"/>
   </w:num>
-  <w:num w:numId="21" w16cid:durableId="1762020203">
+  <w:num w:numId="21">
     <w:abstractNumId w:val="4"/>
   </w:num>
-  <w:num w:numId="22" w16cid:durableId="1126504857">
+  <w:num w:numId="22">
     <w:abstractNumId w:val="10"/>
   </w:num>
 </w:numbering>
 </file>
 
 <file path=word/styles.xml><?xml version="1.0" encoding="utf-8"?>
-<w:styles xmlns:mc="http://schemas.openxmlformats.org/markup-compatibility/2006" xmlns:r="http://schemas.openxmlformats.org/officeDocument/2006/relationships" xmlns:w="http://schemas.openxmlformats.org/wordprocessingml/2006/main" xmlns:w14="http://schemas.microsoft.com/office/word/2010/wordml" xmlns:w15="http://schemas.microsoft.com/office/word/2012/wordml" xmlns:w16cex="http://schemas.microsoft.com/office/word/2018/wordml/cex" xmlns:w16cid="http://schemas.microsoft.com/office/word/2016/wordml/cid" xmlns:w16="http://schemas.microsoft.com/office/word/2018/wordml" xmlns:w16du="http://schemas.microsoft.com/office/word/2023/wordml/word16du" xmlns:w16sdtdh="http://schemas.microsoft.com/office/word/2020/wordml/sdtdatahash" xmlns:w16sdtfl="http://schemas.microsoft.com/office/word/2024/wordml/sdtformatlock" xmlns:w16se="http://schemas.microsoft.com/office/word/2015/wordml/symex" mc:Ignorable="w14 w15 w16se w16cid w16 w16cex w16sdtdh w16sdtfl w16du">
+<w:styles xmlns:mc="http://schemas.openxmlformats.org/markup-compatibility/2006" xmlns:r="http://schemas.openxmlformats.org/officeDocument/2006/relationships" xmlns:w="http://schemas.openxmlformats.org/wordprocessingml/2006/main" xmlns:w14="http://schemas.microsoft.com/office/word/2010/wordml" xmlns:w15="http://schemas.microsoft.com/office/word/2012/wordml" xmlns:w16cex="http://schemas.microsoft.com/office/word/2018/wordml/cex" xmlns:w16cid="http://schemas.microsoft.com/office/word/2016/wordml/cid" xmlns:w16="http://schemas.microsoft.com/office/word/2018/wordml" xmlns:w16sdtdh="http://schemas.microsoft.com/office/word/2020/wordml/sdtdatahash" xmlns:w16se="http://schemas.microsoft.com/office/word/2015/wordml/symex" mc:Ignorable="w14 w15 w16se w16cid w16 w16cex w16sdtdh">
   <w:docDefaults>
     <w:rPrDefault>
       <w:rPr>
@@ -4679,6 +7047,7 @@
   </w:latentStyles>
   <w:style w:type="paragraph" w:default="1" w:styleId="a">
     <w:name w:val="Normal"/>
+    <w:rsid w:val="001B3612"/>
   </w:style>
   <w:style w:type="paragraph" w:styleId="1">
     <w:name w:val="heading 1"/>
@@ -4778,6 +7147,7 @@
   <w:style w:type="character" w:default="1" w:styleId="a0">
     <w:name w:val="Default Paragraph Font"/>
     <w:uiPriority w:val="1"/>
+    <w:semiHidden/>
     <w:unhideWhenUsed/>
   </w:style>
   <w:style w:type="table" w:default="1" w:styleId="a1">
